--- a/Entornos de desarrollo/004 Pruebas t3/Caja blanca/Pruebas de caja blanca automatizadas en Python y PHP.docx
+++ b/Entornos de desarrollo/004 Pruebas t3/Caja blanca/Pruebas de caja blanca automatizadas en Python y PHP.docx
@@ -253,25 +253,7 @@
           <w:sz w:val="20"/>
           <w:szCs w:val="20"/>
         </w:rPr>
-        <w:t>def calcular_</w:t>
-      </w:r>
-      <w:proofErr w:type="gramStart"/>
-      <w:r>
-        <w:rPr>
-          <w:rFonts w:ascii="Consolas" w:eastAsia="Consolas" w:hAnsi="Consolas" w:cs="Consolas"/>
-          <w:sz w:val="20"/>
-          <w:szCs w:val="20"/>
-        </w:rPr>
-        <w:t>descuento(</w:t>
-      </w:r>
-      <w:proofErr w:type="gramEnd"/>
-      <w:r>
-        <w:rPr>
-          <w:rFonts w:ascii="Consolas" w:eastAsia="Consolas" w:hAnsi="Consolas" w:cs="Consolas"/>
-          <w:sz w:val="20"/>
-          <w:szCs w:val="20"/>
-        </w:rPr>
-        <w:t>precio, cliente_vip):</w:t>
+        <w:t>def calcular_descuento(precio, cliente_vip):</w:t>
       </w:r>
     </w:p>
     <w:p>
@@ -545,7 +527,94 @@
           <w:sz w:val="20"/>
           <w:szCs w:val="20"/>
         </w:rPr>
-        <w:t xml:space="preserve">    return precio * 0.30</w:t>
+        <w:t xml:space="preserve">    </w:t>
+      </w:r>
+      <w:proofErr w:type="spellStart"/>
+      <w:r>
+        <w:rPr>
+          <w:rFonts w:ascii="Consolas" w:eastAsia="Consolas" w:hAnsi="Consolas" w:cs="Consolas"/>
+          <w:sz w:val="20"/>
+          <w:szCs w:val="20"/>
+        </w:rPr>
+        <w:t>return</w:t>
+      </w:r>
+      <w:proofErr w:type="spellEnd"/>
+      <w:r>
+        <w:rPr>
+          <w:rFonts w:ascii="Consolas" w:eastAsia="Consolas" w:hAnsi="Consolas" w:cs="Consolas"/>
+          <w:sz w:val="20"/>
+          <w:szCs w:val="20"/>
+        </w:rPr>
+        <w:t xml:space="preserve"> precio * 0.30</w:t>
+      </w:r>
+    </w:p>
+    <w:p>
+      <w:pPr>
+        <w:spacing w:line="240" w:lineRule="auto"/>
+        <w:rPr>
+          <w:rFonts w:ascii="Consolas" w:eastAsia="Consolas" w:hAnsi="Consolas" w:cs="Consolas"/>
+          <w:sz w:val="20"/>
+          <w:szCs w:val="20"/>
+        </w:rPr>
+      </w:pPr>
+      <w:r>
+        <w:rPr>
+          <w:rFonts w:ascii="Consolas" w:eastAsia="Consolas" w:hAnsi="Consolas" w:cs="Consolas"/>
+          <w:noProof/>
+          <w:sz w:val="20"/>
+          <w:szCs w:val="20"/>
+        </w:rPr>
+        <w:lastRenderedPageBreak/>
+        <w:drawing>
+          <wp:inline distT="0" distB="0" distL="0" distR="0" wp14:anchorId="1782EA3C" wp14:editId="4011D6FE">
+            <wp:extent cx="5731510" cy="1418253"/>
+            <wp:effectExtent l="0" t="0" r="2540" b="0"/>
+            <wp:docPr id="140795755" name="Imagen 1" descr="Captura de pantalla de computadora&#10;&#10;El contenido generado por IA puede ser incorrecto."/>
+            <wp:cNvGraphicFramePr>
+              <a:graphicFrameLocks xmlns:a="http://schemas.openxmlformats.org/drawingml/2006/main" noChangeAspect="1"/>
+            </wp:cNvGraphicFramePr>
+            <a:graphic xmlns:a="http://schemas.openxmlformats.org/drawingml/2006/main">
+              <a:graphicData uri="http://schemas.openxmlformats.org/drawingml/2006/picture">
+                <pic:pic xmlns:pic="http://schemas.openxmlformats.org/drawingml/2006/picture">
+                  <pic:nvPicPr>
+                    <pic:cNvPr id="140795755" name="Imagen 1" descr="Captura de pantalla de computadora&#10;&#10;El contenido generado por IA puede ser incorrecto."/>
+                    <pic:cNvPicPr/>
+                  </pic:nvPicPr>
+                  <pic:blipFill rotWithShape="1">
+                    <a:blip r:embed="rId7" cstate="print">
+                      <a:extLst>
+                        <a:ext uri="{28A0092B-C50C-407E-A947-70E740481C1C}">
+                          <a14:useLocalDpi xmlns:a14="http://schemas.microsoft.com/office/drawing/2010/main" val="0"/>
+                        </a:ext>
+                      </a:extLst>
+                    </a:blip>
+                    <a:srcRect b="50190"/>
+                    <a:stretch>
+                      <a:fillRect/>
+                    </a:stretch>
+                  </pic:blipFill>
+                  <pic:spPr bwMode="auto">
+                    <a:xfrm>
+                      <a:off x="0" y="0"/>
+                      <a:ext cx="5731510" cy="1418253"/>
+                    </a:xfrm>
+                    <a:prstGeom prst="rect">
+                      <a:avLst/>
+                    </a:prstGeom>
+                    <a:ln>
+                      <a:noFill/>
+                    </a:ln>
+                    <a:extLst>
+                      <a:ext uri="{53640926-AAD7-44D8-BBD7-CCE9431645EC}">
+                        <a14:shadowObscured xmlns:a14="http://schemas.microsoft.com/office/drawing/2010/main"/>
+                      </a:ext>
+                    </a:extLst>
+                  </pic:spPr>
+                </pic:pic>
+              </a:graphicData>
+            </a:graphic>
+          </wp:inline>
+        </w:drawing>
       </w:r>
     </w:p>
     <w:p>
@@ -626,25 +695,7 @@
           <w:sz w:val="20"/>
           <w:szCs w:val="20"/>
         </w:rPr>
-        <w:t>descuento_</w:t>
-      </w:r>
-      <w:proofErr w:type="gramStart"/>
-      <w:r>
-        <w:rPr>
-          <w:rFonts w:ascii="Consolas" w:eastAsia="Consolas" w:hAnsi="Consolas" w:cs="Consolas"/>
-          <w:sz w:val="20"/>
-          <w:szCs w:val="20"/>
-        </w:rPr>
-        <w:t>especial(</w:t>
-      </w:r>
-      <w:proofErr w:type="gramEnd"/>
-      <w:r>
-        <w:rPr>
-          <w:rFonts w:ascii="Consolas" w:eastAsia="Consolas" w:hAnsi="Consolas" w:cs="Consolas"/>
-          <w:sz w:val="20"/>
-          <w:szCs w:val="20"/>
-        </w:rPr>
-        <w:t>)</w:t>
+        <w:t>descuento_especial()</w:t>
       </w:r>
       <w:r>
         <w:rPr>
@@ -704,7 +755,6 @@
         <w:rPr>
           <w:color w:val="000000" w:themeColor="text1"/>
         </w:rPr>
-        <w:lastRenderedPageBreak/>
         <w:t>Pruebas automatizadas</w:t>
       </w:r>
       <w:r>
@@ -756,25 +806,7 @@
           <w:sz w:val="20"/>
           <w:szCs w:val="20"/>
         </w:rPr>
-        <w:t>def test_precio_</w:t>
-      </w:r>
-      <w:proofErr w:type="gramStart"/>
-      <w:r>
-        <w:rPr>
-          <w:rFonts w:ascii="Consolas" w:eastAsia="Consolas" w:hAnsi="Consolas" w:cs="Consolas"/>
-          <w:sz w:val="20"/>
-          <w:szCs w:val="20"/>
-        </w:rPr>
-        <w:t>negativo(</w:t>
-      </w:r>
-      <w:proofErr w:type="gramEnd"/>
-      <w:r>
-        <w:rPr>
-          <w:rFonts w:ascii="Consolas" w:eastAsia="Consolas" w:hAnsi="Consolas" w:cs="Consolas"/>
-          <w:sz w:val="20"/>
-          <w:szCs w:val="20"/>
-        </w:rPr>
-        <w:t>):</w:t>
+        <w:t>def test_precio_negativo():</w:t>
       </w:r>
     </w:p>
     <w:p>
@@ -793,25 +825,7 @@
           <w:sz w:val="20"/>
           <w:szCs w:val="20"/>
         </w:rPr>
-        <w:t xml:space="preserve">    assert calcular_</w:t>
-      </w:r>
-      <w:proofErr w:type="gramStart"/>
-      <w:r>
-        <w:rPr>
-          <w:rFonts w:ascii="Consolas" w:eastAsia="Consolas" w:hAnsi="Consolas" w:cs="Consolas"/>
-          <w:sz w:val="20"/>
-          <w:szCs w:val="20"/>
-        </w:rPr>
-        <w:t>descuento(</w:t>
-      </w:r>
-      <w:proofErr w:type="gramEnd"/>
-      <w:r>
-        <w:rPr>
-          <w:rFonts w:ascii="Consolas" w:eastAsia="Consolas" w:hAnsi="Consolas" w:cs="Consolas"/>
-          <w:sz w:val="20"/>
-          <w:szCs w:val="20"/>
-        </w:rPr>
-        <w:t>-10, True) == 0</w:t>
+        <w:t xml:space="preserve">    assert calcular_descuento(-10, True) == 0</w:t>
       </w:r>
     </w:p>
     <w:p>
@@ -830,25 +844,7 @@
           <w:sz w:val="20"/>
           <w:szCs w:val="20"/>
         </w:rPr>
-        <w:t>def test_cliente_</w:t>
-      </w:r>
-      <w:proofErr w:type="gramStart"/>
-      <w:r>
-        <w:rPr>
-          <w:rFonts w:ascii="Consolas" w:eastAsia="Consolas" w:hAnsi="Consolas" w:cs="Consolas"/>
-          <w:sz w:val="20"/>
-          <w:szCs w:val="20"/>
-        </w:rPr>
-        <w:t>vip(</w:t>
-      </w:r>
-      <w:proofErr w:type="gramEnd"/>
-      <w:r>
-        <w:rPr>
-          <w:rFonts w:ascii="Consolas" w:eastAsia="Consolas" w:hAnsi="Consolas" w:cs="Consolas"/>
-          <w:sz w:val="20"/>
-          <w:szCs w:val="20"/>
-        </w:rPr>
-        <w:t>):</w:t>
+        <w:t>def test_cliente_vip():</w:t>
       </w:r>
     </w:p>
     <w:p>
@@ -867,25 +863,7 @@
           <w:sz w:val="20"/>
           <w:szCs w:val="20"/>
         </w:rPr>
-        <w:t xml:space="preserve">    assert calcular_</w:t>
-      </w:r>
-      <w:proofErr w:type="gramStart"/>
-      <w:r>
-        <w:rPr>
-          <w:rFonts w:ascii="Consolas" w:eastAsia="Consolas" w:hAnsi="Consolas" w:cs="Consolas"/>
-          <w:sz w:val="20"/>
-          <w:szCs w:val="20"/>
-        </w:rPr>
-        <w:t>descuento(</w:t>
-      </w:r>
-      <w:proofErr w:type="gramEnd"/>
-      <w:r>
-        <w:rPr>
-          <w:rFonts w:ascii="Consolas" w:eastAsia="Consolas" w:hAnsi="Consolas" w:cs="Consolas"/>
-          <w:sz w:val="20"/>
-          <w:szCs w:val="20"/>
-        </w:rPr>
-        <w:t>100, True) == 80</w:t>
+        <w:t xml:space="preserve">    assert calcular_descuento(100, True) == 80</w:t>
       </w:r>
     </w:p>
     <w:p>
@@ -904,25 +882,7 @@
           <w:sz w:val="20"/>
           <w:szCs w:val="20"/>
         </w:rPr>
-        <w:t>def test_cliente_no_</w:t>
-      </w:r>
-      <w:proofErr w:type="gramStart"/>
-      <w:r>
-        <w:rPr>
-          <w:rFonts w:ascii="Consolas" w:eastAsia="Consolas" w:hAnsi="Consolas" w:cs="Consolas"/>
-          <w:sz w:val="20"/>
-          <w:szCs w:val="20"/>
-        </w:rPr>
-        <w:t>vip(</w:t>
-      </w:r>
-      <w:proofErr w:type="gramEnd"/>
-      <w:r>
-        <w:rPr>
-          <w:rFonts w:ascii="Consolas" w:eastAsia="Consolas" w:hAnsi="Consolas" w:cs="Consolas"/>
-          <w:sz w:val="20"/>
-          <w:szCs w:val="20"/>
-        </w:rPr>
-        <w:t>):</w:t>
+        <w:t>def test_cliente_no_vip():</w:t>
       </w:r>
     </w:p>
     <w:p>
@@ -941,25 +901,7 @@
           <w:sz w:val="20"/>
           <w:szCs w:val="20"/>
         </w:rPr>
-        <w:t xml:space="preserve">    assert calcular_</w:t>
-      </w:r>
-      <w:proofErr w:type="gramStart"/>
-      <w:r>
-        <w:rPr>
-          <w:rFonts w:ascii="Consolas" w:eastAsia="Consolas" w:hAnsi="Consolas" w:cs="Consolas"/>
-          <w:sz w:val="20"/>
-          <w:szCs w:val="20"/>
-        </w:rPr>
-        <w:t>descuento(</w:t>
-      </w:r>
-      <w:proofErr w:type="gramEnd"/>
-      <w:r>
-        <w:rPr>
-          <w:rFonts w:ascii="Consolas" w:eastAsia="Consolas" w:hAnsi="Consolas" w:cs="Consolas"/>
-          <w:sz w:val="20"/>
-          <w:szCs w:val="20"/>
-        </w:rPr>
-        <w:t>100, False) == 90</w:t>
+        <w:t xml:space="preserve">    assert calcular_descuento(100, False) == 90</w:t>
       </w:r>
     </w:p>
     <w:p>
@@ -978,25 +920,7 @@
           <w:sz w:val="20"/>
           <w:szCs w:val="20"/>
         </w:rPr>
-        <w:t>def test_descuento_muy_</w:t>
-      </w:r>
-      <w:proofErr w:type="gramStart"/>
-      <w:r>
-        <w:rPr>
-          <w:rFonts w:ascii="Consolas" w:eastAsia="Consolas" w:hAnsi="Consolas" w:cs="Consolas"/>
-          <w:sz w:val="20"/>
-          <w:szCs w:val="20"/>
-        </w:rPr>
-        <w:t>alto(</w:t>
-      </w:r>
-      <w:proofErr w:type="gramEnd"/>
-      <w:r>
-        <w:rPr>
-          <w:rFonts w:ascii="Consolas" w:eastAsia="Consolas" w:hAnsi="Consolas" w:cs="Consolas"/>
-          <w:sz w:val="20"/>
-          <w:szCs w:val="20"/>
-        </w:rPr>
-        <w:t>):</w:t>
+        <w:t>def test_descuento_muy_alto():</w:t>
       </w:r>
     </w:p>
     <w:p>
@@ -1015,25 +939,7 @@
           <w:sz w:val="20"/>
           <w:szCs w:val="20"/>
         </w:rPr>
-        <w:t xml:space="preserve">    # </w:t>
-      </w:r>
-      <w:proofErr w:type="gramStart"/>
-      <w:r>
-        <w:rPr>
-          <w:rFonts w:ascii="Consolas" w:eastAsia="Consolas" w:hAnsi="Consolas" w:cs="Consolas"/>
-          <w:sz w:val="20"/>
-          <w:szCs w:val="20"/>
-        </w:rPr>
-        <w:t>ESTE TEST</w:t>
-      </w:r>
-      <w:proofErr w:type="gramEnd"/>
-      <w:r>
-        <w:rPr>
-          <w:rFonts w:ascii="Consolas" w:eastAsia="Consolas" w:hAnsi="Consolas" w:cs="Consolas"/>
-          <w:sz w:val="20"/>
-          <w:szCs w:val="20"/>
-        </w:rPr>
-        <w:t xml:space="preserve"> FALLA porque la condición </w:t>
+        <w:t xml:space="preserve">    # ESTE TEST FALLA porque la condición </w:t>
       </w:r>
       <w:r>
         <w:rPr>
@@ -1060,7 +966,7 @@
           <w:sz w:val="20"/>
           <w:szCs w:val="20"/>
         </w:rPr>
-        <w:t xml:space="preserve">    assert </w:t>
+        <w:t xml:space="preserve">    </w:t>
       </w:r>
       <w:proofErr w:type="spellStart"/>
       <w:r>
@@ -1069,16 +975,7 @@
           <w:sz w:val="20"/>
           <w:szCs w:val="20"/>
         </w:rPr>
-        <w:t>calcular_</w:t>
-      </w:r>
-      <w:proofErr w:type="gramStart"/>
-      <w:r>
-        <w:rPr>
-          <w:rFonts w:ascii="Consolas" w:eastAsia="Consolas" w:hAnsi="Consolas" w:cs="Consolas"/>
-          <w:sz w:val="20"/>
-          <w:szCs w:val="20"/>
-        </w:rPr>
-        <w:t>descuento</w:t>
+        <w:t>assert</w:t>
       </w:r>
       <w:proofErr w:type="spellEnd"/>
       <w:r>
@@ -1087,16 +984,25 @@
           <w:sz w:val="20"/>
           <w:szCs w:val="20"/>
         </w:rPr>
-        <w:t>(</w:t>
-      </w:r>
-      <w:proofErr w:type="gramEnd"/>
-      <w:r>
-        <w:rPr>
-          <w:rFonts w:ascii="Consolas" w:eastAsia="Consolas" w:hAnsi="Consolas" w:cs="Consolas"/>
-          <w:sz w:val="20"/>
-          <w:szCs w:val="20"/>
-        </w:rPr>
-        <w:t>600, True) == 4</w:t>
+        <w:t xml:space="preserve"> </w:t>
+      </w:r>
+      <w:proofErr w:type="spellStart"/>
+      <w:r>
+        <w:rPr>
+          <w:rFonts w:ascii="Consolas" w:eastAsia="Consolas" w:hAnsi="Consolas" w:cs="Consolas"/>
+          <w:sz w:val="20"/>
+          <w:szCs w:val="20"/>
+        </w:rPr>
+        <w:t>calcular_descuento</w:t>
+      </w:r>
+      <w:proofErr w:type="spellEnd"/>
+      <w:r>
+        <w:rPr>
+          <w:rFonts w:ascii="Consolas" w:eastAsia="Consolas" w:hAnsi="Consolas" w:cs="Consolas"/>
+          <w:sz w:val="20"/>
+          <w:szCs w:val="20"/>
+        </w:rPr>
+        <w:t>(600, True) == 4</w:t>
       </w:r>
       <w:r>
         <w:rPr>
@@ -1113,6 +1019,74 @@
           <w:szCs w:val="20"/>
         </w:rPr>
         <w:t>0</w:t>
+      </w:r>
+    </w:p>
+    <w:p>
+      <w:pPr>
+        <w:spacing w:line="240" w:lineRule="auto"/>
+        <w:rPr>
+          <w:rFonts w:ascii="Consolas" w:eastAsia="Consolas" w:hAnsi="Consolas" w:cs="Consolas"/>
+          <w:sz w:val="20"/>
+          <w:szCs w:val="20"/>
+        </w:rPr>
+      </w:pPr>
+      <w:r>
+        <w:rPr>
+          <w:rFonts w:ascii="Consolas" w:eastAsia="Consolas" w:hAnsi="Consolas" w:cs="Consolas"/>
+          <w:noProof/>
+          <w:sz w:val="20"/>
+          <w:szCs w:val="20"/>
+        </w:rPr>
+        <w:drawing>
+          <wp:inline distT="0" distB="0" distL="0" distR="0" wp14:anchorId="2A77F2DA" wp14:editId="287588E7">
+            <wp:extent cx="5731510" cy="1212979"/>
+            <wp:effectExtent l="0" t="0" r="2540" b="6350"/>
+            <wp:docPr id="1077997939" name="Imagen 2" descr="Interfaz de usuario gráfica, Texto&#10;&#10;El contenido generado por IA puede ser incorrecto."/>
+            <wp:cNvGraphicFramePr>
+              <a:graphicFrameLocks xmlns:a="http://schemas.openxmlformats.org/drawingml/2006/main" noChangeAspect="1"/>
+            </wp:cNvGraphicFramePr>
+            <a:graphic xmlns:a="http://schemas.openxmlformats.org/drawingml/2006/main">
+              <a:graphicData uri="http://schemas.openxmlformats.org/drawingml/2006/picture">
+                <pic:pic xmlns:pic="http://schemas.openxmlformats.org/drawingml/2006/picture">
+                  <pic:nvPicPr>
+                    <pic:cNvPr id="1077997939" name="Imagen 2" descr="Interfaz de usuario gráfica, Texto&#10;&#10;El contenido generado por IA puede ser incorrecto."/>
+                    <pic:cNvPicPr/>
+                  </pic:nvPicPr>
+                  <pic:blipFill rotWithShape="1">
+                    <a:blip r:embed="rId8" cstate="print">
+                      <a:extLst>
+                        <a:ext uri="{28A0092B-C50C-407E-A947-70E740481C1C}">
+                          <a14:useLocalDpi xmlns:a14="http://schemas.microsoft.com/office/drawing/2010/main" val="0"/>
+                        </a:ext>
+                      </a:extLst>
+                    </a:blip>
+                    <a:srcRect b="57045"/>
+                    <a:stretch>
+                      <a:fillRect/>
+                    </a:stretch>
+                  </pic:blipFill>
+                  <pic:spPr bwMode="auto">
+                    <a:xfrm>
+                      <a:off x="0" y="0"/>
+                      <a:ext cx="5731510" cy="1212979"/>
+                    </a:xfrm>
+                    <a:prstGeom prst="rect">
+                      <a:avLst/>
+                    </a:prstGeom>
+                    <a:ln>
+                      <a:noFill/>
+                    </a:ln>
+                    <a:extLst>
+                      <a:ext uri="{53640926-AAD7-44D8-BBD7-CCE9431645EC}">
+                        <a14:shadowObscured xmlns:a14="http://schemas.microsoft.com/office/drawing/2010/main"/>
+                      </a:ext>
+                    </a:extLst>
+                  </pic:spPr>
+                </pic:pic>
+              </a:graphicData>
+            </a:graphic>
+          </wp:inline>
+        </w:drawing>
       </w:r>
     </w:p>
     <w:p>
@@ -1204,25 +1178,7 @@
           <w:sz w:val="20"/>
           <w:szCs w:val="20"/>
         </w:rPr>
-        <w:t xml:space="preserve">FAILED </w:t>
-      </w:r>
-      <w:proofErr w:type="gramStart"/>
-      <w:r>
-        <w:rPr>
-          <w:rFonts w:ascii="Consolas" w:eastAsia="Consolas" w:hAnsi="Consolas" w:cs="Consolas"/>
-          <w:sz w:val="20"/>
-          <w:szCs w:val="20"/>
-        </w:rPr>
-        <w:t>test_descuento.py::</w:t>
-      </w:r>
-      <w:proofErr w:type="gramEnd"/>
-      <w:r>
-        <w:rPr>
-          <w:rFonts w:ascii="Consolas" w:eastAsia="Consolas" w:hAnsi="Consolas" w:cs="Consolas"/>
-          <w:sz w:val="20"/>
-          <w:szCs w:val="20"/>
-        </w:rPr>
-        <w:t>test_descuento_muy_alto</w:t>
+        <w:t>FAILED test_descuento.py::test_descuento_muy_alto</w:t>
       </w:r>
     </w:p>
     <w:p>
@@ -1265,6 +1221,62 @@
       </w:pPr>
     </w:p>
     <w:p>
+      <w:r>
+        <w:rPr>
+          <w:noProof/>
+        </w:rPr>
+        <w:lastRenderedPageBreak/>
+        <w:drawing>
+          <wp:inline distT="0" distB="0" distL="0" distR="0" wp14:anchorId="2AA388CA" wp14:editId="24A7701C">
+            <wp:extent cx="4273420" cy="3060441"/>
+            <wp:effectExtent l="0" t="0" r="0" b="6985"/>
+            <wp:docPr id="2071998000" name="Imagen 3" descr="Texto&#10;&#10;El contenido generado por IA puede ser incorrecto."/>
+            <wp:cNvGraphicFramePr>
+              <a:graphicFrameLocks xmlns:a="http://schemas.openxmlformats.org/drawingml/2006/main" noChangeAspect="1"/>
+            </wp:cNvGraphicFramePr>
+            <a:graphic xmlns:a="http://schemas.openxmlformats.org/drawingml/2006/main">
+              <a:graphicData uri="http://schemas.openxmlformats.org/drawingml/2006/picture">
+                <pic:pic xmlns:pic="http://schemas.openxmlformats.org/drawingml/2006/picture">
+                  <pic:nvPicPr>
+                    <pic:cNvPr id="2071998000" name="Imagen 3" descr="Texto&#10;&#10;El contenido generado por IA puede ser incorrecto."/>
+                    <pic:cNvPicPr/>
+                  </pic:nvPicPr>
+                  <pic:blipFill rotWithShape="1">
+                    <a:blip r:embed="rId9">
+                      <a:extLst>
+                        <a:ext uri="{28A0092B-C50C-407E-A947-70E740481C1C}">
+                          <a14:useLocalDpi xmlns:a14="http://schemas.microsoft.com/office/drawing/2010/main" val="0"/>
+                        </a:ext>
+                      </a:extLst>
+                    </a:blip>
+                    <a:srcRect l="18397" t="7059" r="7037" b="7176"/>
+                    <a:stretch>
+                      <a:fillRect/>
+                    </a:stretch>
+                  </pic:blipFill>
+                  <pic:spPr bwMode="auto">
+                    <a:xfrm>
+                      <a:off x="0" y="0"/>
+                      <a:ext cx="4273764" cy="3060687"/>
+                    </a:xfrm>
+                    <a:prstGeom prst="rect">
+                      <a:avLst/>
+                    </a:prstGeom>
+                    <a:ln>
+                      <a:noFill/>
+                    </a:ln>
+                    <a:extLst>
+                      <a:ext uri="{53640926-AAD7-44D8-BBD7-CCE9431645EC}">
+                        <a14:shadowObscured xmlns:a14="http://schemas.microsoft.com/office/drawing/2010/main"/>
+                      </a:ext>
+                    </a:extLst>
+                  </pic:spPr>
+                </pic:pic>
+              </a:graphicData>
+            </a:graphic>
+          </wp:inline>
+        </w:drawing>
+      </w:r>
       <w:r>
         <w:br w:type="page"/>
       </w:r>
@@ -1342,7 +1354,7 @@
       <w:pPr>
         <w:ind w:left="1416"/>
       </w:pPr>
-      <w:hyperlink r:id="rId7">
+      <w:hyperlink r:id="rId10">
         <w:r>
           <w:rPr>
             <w:rStyle w:val="Hipervnculo"/>
@@ -1591,19 +1603,8 @@
           <w:szCs w:val="20"/>
           <w:lang w:val="en-US"/>
         </w:rPr>
-        <w:t xml:space="preserve">│── </w:t>
-      </w:r>
-      <w:proofErr w:type="gramStart"/>
-      <w:r>
-        <w:rPr>
-          <w:rFonts w:ascii="Consolas" w:eastAsia="Consolas" w:hAnsi="Consolas" w:cs="Consolas"/>
-          <w:sz w:val="20"/>
-          <w:szCs w:val="20"/>
-          <w:lang w:val="en-US"/>
-        </w:rPr>
-        <w:t>composer.json</w:t>
-      </w:r>
-      <w:proofErr w:type="gramEnd"/>
+        <w:t>│── composer.json</w:t>
+      </w:r>
     </w:p>
     <w:p>
       <w:pPr>
@@ -1904,18 +1905,8 @@
           <w:szCs w:val="20"/>
         </w:rPr>
         <w:tab/>
-        <w:t xml:space="preserve"> //ERROR: devuelve algo no esperado en </w:t>
-      </w:r>
-      <w:proofErr w:type="gramStart"/>
-      <w:r>
-        <w:rPr>
-          <w:rFonts w:ascii="Consolas" w:eastAsia="Consolas" w:hAnsi="Consolas" w:cs="Consolas"/>
-          <w:sz w:val="20"/>
-          <w:szCs w:val="20"/>
-        </w:rPr>
-        <w:t>el test</w:t>
-      </w:r>
-      <w:proofErr w:type="gramEnd"/>
+        <w:t xml:space="preserve"> //ERROR: devuelve algo no esperado en el test</w:t>
+      </w:r>
     </w:p>
     <w:p>
       <w:pPr>
@@ -2056,25 +2047,7 @@
           <w:sz w:val="20"/>
           <w:szCs w:val="20"/>
         </w:rPr>
-        <w:t xml:space="preserve">function </w:t>
-      </w:r>
-      <w:proofErr w:type="gramStart"/>
-      <w:r>
-        <w:rPr>
-          <w:rFonts w:ascii="Consolas" w:eastAsia="Consolas" w:hAnsi="Consolas" w:cs="Consolas"/>
-          <w:sz w:val="20"/>
-          <w:szCs w:val="20"/>
-        </w:rPr>
-        <w:t>mensajeExtra(</w:t>
-      </w:r>
-      <w:proofErr w:type="gramEnd"/>
-      <w:r>
-        <w:rPr>
-          <w:rFonts w:ascii="Consolas" w:eastAsia="Consolas" w:hAnsi="Consolas" w:cs="Consolas"/>
-          <w:sz w:val="20"/>
-          <w:szCs w:val="20"/>
-        </w:rPr>
-        <w:t>) {</w:t>
+        <w:t>function mensajeExtra() {</w:t>
       </w:r>
     </w:p>
     <w:p>
@@ -2297,25 +2270,7 @@
           <w:sz w:val="20"/>
           <w:szCs w:val="20"/>
         </w:rPr>
-        <w:t xml:space="preserve"> __DIR_</w:t>
-      </w:r>
-      <w:proofErr w:type="gramStart"/>
-      <w:r>
-        <w:rPr>
-          <w:rFonts w:ascii="Consolas" w:eastAsia="Consolas" w:hAnsi="Consolas" w:cs="Consolas"/>
-          <w:sz w:val="20"/>
-          <w:szCs w:val="20"/>
-        </w:rPr>
-        <w:t>_ .</w:t>
-      </w:r>
-      <w:proofErr w:type="gramEnd"/>
-      <w:r>
-        <w:rPr>
-          <w:rFonts w:ascii="Consolas" w:eastAsia="Consolas" w:hAnsi="Consolas" w:cs="Consolas"/>
-          <w:sz w:val="20"/>
-          <w:szCs w:val="20"/>
-        </w:rPr>
-        <w:t xml:space="preserve"> '/../</w:t>
+        <w:t xml:space="preserve"> __DIR__ . '/../</w:t>
       </w:r>
       <w:proofErr w:type="spellStart"/>
       <w:r>
@@ -2492,7 +2447,6 @@
         <w:t xml:space="preserve"> </w:t>
       </w:r>
       <w:proofErr w:type="spellStart"/>
-      <w:proofErr w:type="gramStart"/>
       <w:r>
         <w:rPr>
           <w:rFonts w:ascii="Consolas" w:eastAsia="Consolas" w:hAnsi="Consolas" w:cs="Consolas"/>
@@ -2508,16 +2462,7 @@
           <w:sz w:val="20"/>
           <w:szCs w:val="20"/>
         </w:rPr>
-        <w:t>(</w:t>
-      </w:r>
-      <w:proofErr w:type="gramEnd"/>
-      <w:r>
-        <w:rPr>
-          <w:rFonts w:ascii="Consolas" w:eastAsia="Consolas" w:hAnsi="Consolas" w:cs="Consolas"/>
-          <w:sz w:val="20"/>
-          <w:szCs w:val="20"/>
-        </w:rPr>
-        <w:t>) {</w:t>
+        <w:t>() {</w:t>
       </w:r>
     </w:p>
     <w:p>
@@ -2557,7 +2502,6 @@
         <w:t>-&gt;</w:t>
       </w:r>
       <w:proofErr w:type="spellStart"/>
-      <w:proofErr w:type="gramStart"/>
       <w:r>
         <w:rPr>
           <w:rFonts w:ascii="Consolas" w:eastAsia="Consolas" w:hAnsi="Consolas" w:cs="Consolas"/>
@@ -2573,19 +2517,9 @@
           <w:sz w:val="20"/>
           <w:szCs w:val="20"/>
         </w:rPr>
-        <w:t>(</w:t>
-      </w:r>
-      <w:proofErr w:type="gramEnd"/>
-      <w:r>
-        <w:rPr>
-          <w:rFonts w:ascii="Consolas" w:eastAsia="Consolas" w:hAnsi="Consolas" w:cs="Consolas"/>
-          <w:sz w:val="20"/>
-          <w:szCs w:val="20"/>
-        </w:rPr>
-        <w:t xml:space="preserve">"Nota no válida", </w:t>
+        <w:t xml:space="preserve">("Nota no válida", </w:t>
       </w:r>
       <w:proofErr w:type="spellStart"/>
-      <w:proofErr w:type="gramStart"/>
       <w:r>
         <w:rPr>
           <w:rFonts w:ascii="Consolas" w:eastAsia="Consolas" w:hAnsi="Consolas" w:cs="Consolas"/>
@@ -2601,16 +2535,7 @@
           <w:sz w:val="20"/>
           <w:szCs w:val="20"/>
         </w:rPr>
-        <w:t>(</w:t>
-      </w:r>
-      <w:proofErr w:type="gramEnd"/>
-      <w:r>
-        <w:rPr>
-          <w:rFonts w:ascii="Consolas" w:eastAsia="Consolas" w:hAnsi="Consolas" w:cs="Consolas"/>
-          <w:sz w:val="20"/>
-          <w:szCs w:val="20"/>
-        </w:rPr>
-        <w:t>-1));</w:t>
+        <w:t>(-1));</w:t>
       </w:r>
     </w:p>
     <w:p>
@@ -2687,7 +2612,6 @@
         <w:t xml:space="preserve"> </w:t>
       </w:r>
       <w:proofErr w:type="spellStart"/>
-      <w:proofErr w:type="gramStart"/>
       <w:r>
         <w:rPr>
           <w:rFonts w:ascii="Consolas" w:eastAsia="Consolas" w:hAnsi="Consolas" w:cs="Consolas"/>
@@ -2703,16 +2627,7 @@
           <w:sz w:val="20"/>
           <w:szCs w:val="20"/>
         </w:rPr>
-        <w:t>(</w:t>
-      </w:r>
-      <w:proofErr w:type="gramEnd"/>
-      <w:r>
-        <w:rPr>
-          <w:rFonts w:ascii="Consolas" w:eastAsia="Consolas" w:hAnsi="Consolas" w:cs="Consolas"/>
-          <w:sz w:val="20"/>
-          <w:szCs w:val="20"/>
-        </w:rPr>
-        <w:t>) {</w:t>
+        <w:t>() {</w:t>
       </w:r>
     </w:p>
     <w:p>
@@ -2752,7 +2667,6 @@
         <w:t>-&gt;</w:t>
       </w:r>
       <w:proofErr w:type="spellStart"/>
-      <w:proofErr w:type="gramStart"/>
       <w:r>
         <w:rPr>
           <w:rFonts w:ascii="Consolas" w:eastAsia="Consolas" w:hAnsi="Consolas" w:cs="Consolas"/>
@@ -2768,19 +2682,9 @@
           <w:sz w:val="20"/>
           <w:szCs w:val="20"/>
         </w:rPr>
-        <w:t>(</w:t>
-      </w:r>
-      <w:proofErr w:type="gramEnd"/>
-      <w:r>
-        <w:rPr>
-          <w:rFonts w:ascii="Consolas" w:eastAsia="Consolas" w:hAnsi="Consolas" w:cs="Consolas"/>
-          <w:sz w:val="20"/>
-          <w:szCs w:val="20"/>
-        </w:rPr>
-        <w:t xml:space="preserve">"Sobresaliente", </w:t>
+        <w:t xml:space="preserve">("Sobresaliente", </w:t>
       </w:r>
       <w:proofErr w:type="spellStart"/>
-      <w:proofErr w:type="gramStart"/>
       <w:r>
         <w:rPr>
           <w:rFonts w:ascii="Consolas" w:eastAsia="Consolas" w:hAnsi="Consolas" w:cs="Consolas"/>
@@ -2796,16 +2700,7 @@
           <w:sz w:val="20"/>
           <w:szCs w:val="20"/>
         </w:rPr>
-        <w:t>(</w:t>
-      </w:r>
-      <w:proofErr w:type="gramEnd"/>
-      <w:r>
-        <w:rPr>
-          <w:rFonts w:ascii="Consolas" w:eastAsia="Consolas" w:hAnsi="Consolas" w:cs="Consolas"/>
-          <w:sz w:val="20"/>
-          <w:szCs w:val="20"/>
-        </w:rPr>
-        <w:t>9));</w:t>
+        <w:t>(9));</w:t>
       </w:r>
     </w:p>
     <w:p>
@@ -2882,7 +2777,6 @@
         <w:t xml:space="preserve"> </w:t>
       </w:r>
       <w:proofErr w:type="spellStart"/>
-      <w:proofErr w:type="gramStart"/>
       <w:r>
         <w:rPr>
           <w:rFonts w:ascii="Consolas" w:eastAsia="Consolas" w:hAnsi="Consolas" w:cs="Consolas"/>
@@ -2898,16 +2792,7 @@
           <w:sz w:val="20"/>
           <w:szCs w:val="20"/>
         </w:rPr>
-        <w:t>(</w:t>
-      </w:r>
-      <w:proofErr w:type="gramEnd"/>
-      <w:r>
-        <w:rPr>
-          <w:rFonts w:ascii="Consolas" w:eastAsia="Consolas" w:hAnsi="Consolas" w:cs="Consolas"/>
-          <w:sz w:val="20"/>
-          <w:szCs w:val="20"/>
-        </w:rPr>
-        <w:t>) {</w:t>
+        <w:t>() {</w:t>
       </w:r>
     </w:p>
     <w:p>
@@ -2947,7 +2832,6 @@
         <w:t>-&gt;</w:t>
       </w:r>
       <w:proofErr w:type="spellStart"/>
-      <w:proofErr w:type="gramStart"/>
       <w:r>
         <w:rPr>
           <w:rFonts w:ascii="Consolas" w:eastAsia="Consolas" w:hAnsi="Consolas" w:cs="Consolas"/>
@@ -2963,19 +2847,9 @@
           <w:sz w:val="20"/>
           <w:szCs w:val="20"/>
         </w:rPr>
-        <w:t>(</w:t>
-      </w:r>
-      <w:proofErr w:type="gramEnd"/>
-      <w:r>
-        <w:rPr>
-          <w:rFonts w:ascii="Consolas" w:eastAsia="Consolas" w:hAnsi="Consolas" w:cs="Consolas"/>
-          <w:sz w:val="20"/>
-          <w:szCs w:val="20"/>
-        </w:rPr>
-        <w:t xml:space="preserve">"Notable", </w:t>
+        <w:t xml:space="preserve">("Notable", </w:t>
       </w:r>
       <w:proofErr w:type="spellStart"/>
-      <w:proofErr w:type="gramStart"/>
       <w:r>
         <w:rPr>
           <w:rFonts w:ascii="Consolas" w:eastAsia="Consolas" w:hAnsi="Consolas" w:cs="Consolas"/>
@@ -2991,16 +2865,7 @@
           <w:sz w:val="20"/>
           <w:szCs w:val="20"/>
         </w:rPr>
-        <w:t>(</w:t>
-      </w:r>
-      <w:proofErr w:type="gramEnd"/>
-      <w:r>
-        <w:rPr>
-          <w:rFonts w:ascii="Consolas" w:eastAsia="Consolas" w:hAnsi="Consolas" w:cs="Consolas"/>
-          <w:sz w:val="20"/>
-          <w:szCs w:val="20"/>
-        </w:rPr>
-        <w:t>7));</w:t>
+        <w:t>(7));</w:t>
       </w:r>
     </w:p>
     <w:p>
@@ -3077,7 +2942,6 @@
         <w:t xml:space="preserve"> </w:t>
       </w:r>
       <w:proofErr w:type="spellStart"/>
-      <w:proofErr w:type="gramStart"/>
       <w:r>
         <w:rPr>
           <w:rFonts w:ascii="Consolas" w:eastAsia="Consolas" w:hAnsi="Consolas" w:cs="Consolas"/>
@@ -3093,16 +2957,7 @@
           <w:sz w:val="20"/>
           <w:szCs w:val="20"/>
         </w:rPr>
-        <w:t>(</w:t>
-      </w:r>
-      <w:proofErr w:type="gramEnd"/>
-      <w:r>
-        <w:rPr>
-          <w:rFonts w:ascii="Consolas" w:eastAsia="Consolas" w:hAnsi="Consolas" w:cs="Consolas"/>
-          <w:sz w:val="20"/>
-          <w:szCs w:val="20"/>
-        </w:rPr>
-        <w:t>) {</w:t>
+        <w:t>() {</w:t>
       </w:r>
     </w:p>
     <w:p>
@@ -3142,7 +2997,6 @@
         <w:t>-&gt;</w:t>
       </w:r>
       <w:proofErr w:type="spellStart"/>
-      <w:proofErr w:type="gramStart"/>
       <w:r>
         <w:rPr>
           <w:rFonts w:ascii="Consolas" w:eastAsia="Consolas" w:hAnsi="Consolas" w:cs="Consolas"/>
@@ -3158,19 +3012,9 @@
           <w:sz w:val="20"/>
           <w:szCs w:val="20"/>
         </w:rPr>
-        <w:t>(</w:t>
-      </w:r>
-      <w:proofErr w:type="gramEnd"/>
-      <w:r>
-        <w:rPr>
-          <w:rFonts w:ascii="Consolas" w:eastAsia="Consolas" w:hAnsi="Consolas" w:cs="Consolas"/>
-          <w:sz w:val="20"/>
-          <w:szCs w:val="20"/>
-        </w:rPr>
-        <w:t xml:space="preserve">"Aprobado", </w:t>
+        <w:t xml:space="preserve">("Aprobado", </w:t>
       </w:r>
       <w:proofErr w:type="spellStart"/>
-      <w:proofErr w:type="gramStart"/>
       <w:r>
         <w:rPr>
           <w:rFonts w:ascii="Consolas" w:eastAsia="Consolas" w:hAnsi="Consolas" w:cs="Consolas"/>
@@ -3186,16 +3030,7 @@
           <w:sz w:val="20"/>
           <w:szCs w:val="20"/>
         </w:rPr>
-        <w:t>(</w:t>
-      </w:r>
-      <w:proofErr w:type="gramEnd"/>
-      <w:r>
-        <w:rPr>
-          <w:rFonts w:ascii="Consolas" w:eastAsia="Consolas" w:hAnsi="Consolas" w:cs="Consolas"/>
-          <w:sz w:val="20"/>
-          <w:szCs w:val="20"/>
-        </w:rPr>
-        <w:t>5));</w:t>
+        <w:t>(5));</w:t>
       </w:r>
     </w:p>
     <w:p>
@@ -3272,7 +3107,6 @@
         <w:t xml:space="preserve"> </w:t>
       </w:r>
       <w:proofErr w:type="spellStart"/>
-      <w:proofErr w:type="gramStart"/>
       <w:r>
         <w:rPr>
           <w:rFonts w:ascii="Consolas" w:eastAsia="Consolas" w:hAnsi="Consolas" w:cs="Consolas"/>
@@ -3288,16 +3122,7 @@
           <w:sz w:val="20"/>
           <w:szCs w:val="20"/>
         </w:rPr>
-        <w:t>(</w:t>
-      </w:r>
-      <w:proofErr w:type="gramEnd"/>
-      <w:r>
-        <w:rPr>
-          <w:rFonts w:ascii="Consolas" w:eastAsia="Consolas" w:hAnsi="Consolas" w:cs="Consolas"/>
-          <w:sz w:val="20"/>
-          <w:szCs w:val="20"/>
-        </w:rPr>
-        <w:t>) {</w:t>
+        <w:t>() {</w:t>
       </w:r>
     </w:p>
     <w:p>
@@ -3316,25 +3141,7 @@
           <w:sz w:val="20"/>
           <w:szCs w:val="20"/>
         </w:rPr>
-        <w:t xml:space="preserve">        // </w:t>
-      </w:r>
-      <w:proofErr w:type="gramStart"/>
-      <w:r>
-        <w:rPr>
-          <w:rFonts w:ascii="Consolas" w:eastAsia="Consolas" w:hAnsi="Consolas" w:cs="Consolas"/>
-          <w:sz w:val="20"/>
-          <w:szCs w:val="20"/>
-        </w:rPr>
-        <w:t>ESTE TEST</w:t>
-      </w:r>
-      <w:proofErr w:type="gramEnd"/>
-      <w:r>
-        <w:rPr>
-          <w:rFonts w:ascii="Consolas" w:eastAsia="Consolas" w:hAnsi="Consolas" w:cs="Consolas"/>
-          <w:sz w:val="20"/>
-          <w:szCs w:val="20"/>
-        </w:rPr>
-        <w:t xml:space="preserve"> FALLA</w:t>
+        <w:t xml:space="preserve">        // ESTE TEST FALLA</w:t>
       </w:r>
     </w:p>
     <w:p>
@@ -3374,7 +3181,6 @@
         <w:t>-&gt;</w:t>
       </w:r>
       <w:proofErr w:type="spellStart"/>
-      <w:proofErr w:type="gramStart"/>
       <w:r>
         <w:rPr>
           <w:rFonts w:ascii="Consolas" w:eastAsia="Consolas" w:hAnsi="Consolas" w:cs="Consolas"/>
@@ -3390,19 +3196,9 @@
           <w:sz w:val="20"/>
           <w:szCs w:val="20"/>
         </w:rPr>
-        <w:t>(</w:t>
-      </w:r>
-      <w:proofErr w:type="gramEnd"/>
-      <w:r>
-        <w:rPr>
-          <w:rFonts w:ascii="Consolas" w:eastAsia="Consolas" w:hAnsi="Consolas" w:cs="Consolas"/>
-          <w:sz w:val="20"/>
-          <w:szCs w:val="20"/>
-        </w:rPr>
-        <w:t xml:space="preserve">"Suspenso", </w:t>
+        <w:t xml:space="preserve">("Suspenso", </w:t>
       </w:r>
       <w:proofErr w:type="spellStart"/>
-      <w:proofErr w:type="gramStart"/>
       <w:r>
         <w:rPr>
           <w:rFonts w:ascii="Consolas" w:eastAsia="Consolas" w:hAnsi="Consolas" w:cs="Consolas"/>
@@ -3418,16 +3214,7 @@
           <w:sz w:val="20"/>
           <w:szCs w:val="20"/>
         </w:rPr>
-        <w:t>(</w:t>
-      </w:r>
-      <w:proofErr w:type="gramEnd"/>
-      <w:r>
-        <w:rPr>
-          <w:rFonts w:ascii="Consolas" w:eastAsia="Consolas" w:hAnsi="Consolas" w:cs="Consolas"/>
-          <w:sz w:val="20"/>
-          <w:szCs w:val="20"/>
-        </w:rPr>
-        <w:t>3));</w:t>
+        <w:t>(3));</w:t>
       </w:r>
     </w:p>
     <w:p>
@@ -3634,7 +3421,6 @@
         </w:rPr>
       </w:pPr>
       <w:proofErr w:type="spellStart"/>
-      <w:proofErr w:type="gramStart"/>
       <w:r>
         <w:rPr>
           <w:rStyle w:val="normaltextrun"/>
@@ -3657,7 +3443,6 @@
         <w:t>::</w:t>
       </w:r>
       <w:proofErr w:type="spellStart"/>
-      <w:proofErr w:type="gramEnd"/>
       <w:r>
         <w:rPr>
           <w:rStyle w:val="normaltextrun"/>
@@ -3970,6 +3755,98 @@
     </w:p>
     <w:p>
       <w:pPr>
+        <w:rPr>
+          <w:color w:val="000000" w:themeColor="text1"/>
+          <w:sz w:val="20"/>
+          <w:szCs w:val="20"/>
+        </w:rPr>
+      </w:pPr>
+      <w:r>
+        <w:rPr>
+          <w:color w:val="000000" w:themeColor="text1"/>
+          <w:sz w:val="20"/>
+          <w:szCs w:val="20"/>
+        </w:rPr>
+        <w:t>Python</w:t>
+      </w:r>
+    </w:p>
+    <w:p>
+      <w:pPr>
+        <w:rPr>
+          <w:color w:val="000000" w:themeColor="text1"/>
+          <w:sz w:val="20"/>
+          <w:szCs w:val="20"/>
+        </w:rPr>
+      </w:pPr>
+      <w:r>
+        <w:rPr>
+          <w:noProof/>
+          <w:color w:val="000000" w:themeColor="text1"/>
+          <w:sz w:val="20"/>
+          <w:szCs w:val="20"/>
+        </w:rPr>
+        <w:drawing>
+          <wp:inline distT="0" distB="0" distL="0" distR="0" wp14:anchorId="09FFBF96" wp14:editId="274B1C96">
+            <wp:extent cx="5731510" cy="1757045"/>
+            <wp:effectExtent l="0" t="0" r="2540" b="0"/>
+            <wp:docPr id="686840359" name="Imagen 4" descr="Interfaz de usuario gráfica, Texto&#10;&#10;El contenido generado por IA puede ser incorrecto."/>
+            <wp:cNvGraphicFramePr>
+              <a:graphicFrameLocks xmlns:a="http://schemas.openxmlformats.org/drawingml/2006/main" noChangeAspect="1"/>
+            </wp:cNvGraphicFramePr>
+            <a:graphic xmlns:a="http://schemas.openxmlformats.org/drawingml/2006/main">
+              <a:graphicData uri="http://schemas.openxmlformats.org/drawingml/2006/picture">
+                <pic:pic xmlns:pic="http://schemas.openxmlformats.org/drawingml/2006/picture">
+                  <pic:nvPicPr>
+                    <pic:cNvPr id="686840359" name="Imagen 4" descr="Interfaz de usuario gráfica, Texto&#10;&#10;El contenido generado por IA puede ser incorrecto."/>
+                    <pic:cNvPicPr/>
+                  </pic:nvPicPr>
+                  <pic:blipFill>
+                    <a:blip r:embed="rId11" cstate="print">
+                      <a:extLst>
+                        <a:ext uri="{28A0092B-C50C-407E-A947-70E740481C1C}">
+                          <a14:useLocalDpi xmlns:a14="http://schemas.microsoft.com/office/drawing/2010/main" val="0"/>
+                        </a:ext>
+                      </a:extLst>
+                    </a:blip>
+                    <a:stretch>
+                      <a:fillRect/>
+                    </a:stretch>
+                  </pic:blipFill>
+                  <pic:spPr>
+                    <a:xfrm>
+                      <a:off x="0" y="0"/>
+                      <a:ext cx="5731510" cy="1757045"/>
+                    </a:xfrm>
+                    <a:prstGeom prst="rect">
+                      <a:avLst/>
+                    </a:prstGeom>
+                  </pic:spPr>
+                </pic:pic>
+              </a:graphicData>
+            </a:graphic>
+          </wp:inline>
+        </w:drawing>
+      </w:r>
+    </w:p>
+    <w:p>
+      <w:pPr>
+        <w:rPr>
+          <w:color w:val="000000" w:themeColor="text1"/>
+          <w:sz w:val="20"/>
+          <w:szCs w:val="20"/>
+        </w:rPr>
+      </w:pPr>
+      <w:r>
+        <w:rPr>
+          <w:color w:val="000000" w:themeColor="text1"/>
+          <w:sz w:val="20"/>
+          <w:szCs w:val="20"/>
+        </w:rPr>
+        <w:t>Cambiando la prueba para que concuerde con el programa evitamos que de error. Lo que cambiamos es la decisión de cuando se aplica el descuento, en nuestro caso decidimos que si después del descuento del VIP sigue valiendo mas de 500 se le descuente 50, sino no se le descuenta 50.</w:t>
+      </w:r>
+    </w:p>
+    <w:p>
+      <w:pPr>
         <w:pStyle w:val="Prrafodelista"/>
         <w:numPr>
           <w:ilvl w:val="0"/>
@@ -4085,8 +3962,8 @@
       </w:pPr>
     </w:p>
     <w:sectPr>
-      <w:headerReference w:type="default" r:id="rId8"/>
-      <w:footerReference w:type="default" r:id="rId9"/>
+      <w:headerReference w:type="default" r:id="rId12"/>
+      <w:footerReference w:type="default" r:id="rId13"/>
       <w:pgSz w:w="11906" w:h="16838"/>
       <w:pgMar w:top="1440" w:right="1440" w:bottom="1440" w:left="1440" w:header="720" w:footer="720" w:gutter="0"/>
       <w:cols w:space="720"/>

--- a/Entornos de desarrollo/004 Pruebas t3/Caja blanca/Pruebas de caja blanca automatizadas en Python y PHP.docx
+++ b/Entornos de desarrollo/004 Pruebas t3/Caja blanca/Pruebas de caja blanca automatizadas en Python y PHP.docx
@@ -253,7 +253,25 @@
           <w:sz w:val="20"/>
           <w:szCs w:val="20"/>
         </w:rPr>
-        <w:t>def calcular_descuento(precio, cliente_vip):</w:t>
+        <w:t>def calcular_</w:t>
+      </w:r>
+      <w:proofErr w:type="gramStart"/>
+      <w:r>
+        <w:rPr>
+          <w:rFonts w:ascii="Consolas" w:eastAsia="Consolas" w:hAnsi="Consolas" w:cs="Consolas"/>
+          <w:sz w:val="20"/>
+          <w:szCs w:val="20"/>
+        </w:rPr>
+        <w:t>descuento(</w:t>
+      </w:r>
+      <w:proofErr w:type="gramEnd"/>
+      <w:r>
+        <w:rPr>
+          <w:rFonts w:ascii="Consolas" w:eastAsia="Consolas" w:hAnsi="Consolas" w:cs="Consolas"/>
+          <w:sz w:val="20"/>
+          <w:szCs w:val="20"/>
+        </w:rPr>
+        <w:t>precio, cliente_vip):</w:t>
       </w:r>
     </w:p>
     <w:p>
@@ -695,7 +713,25 @@
           <w:sz w:val="20"/>
           <w:szCs w:val="20"/>
         </w:rPr>
-        <w:t>descuento_especial()</w:t>
+        <w:t>descuento_</w:t>
+      </w:r>
+      <w:proofErr w:type="gramStart"/>
+      <w:r>
+        <w:rPr>
+          <w:rFonts w:ascii="Consolas" w:eastAsia="Consolas" w:hAnsi="Consolas" w:cs="Consolas"/>
+          <w:sz w:val="20"/>
+          <w:szCs w:val="20"/>
+        </w:rPr>
+        <w:t>especial(</w:t>
+      </w:r>
+      <w:proofErr w:type="gramEnd"/>
+      <w:r>
+        <w:rPr>
+          <w:rFonts w:ascii="Consolas" w:eastAsia="Consolas" w:hAnsi="Consolas" w:cs="Consolas"/>
+          <w:sz w:val="20"/>
+          <w:szCs w:val="20"/>
+        </w:rPr>
+        <w:t>)</w:t>
       </w:r>
       <w:r>
         <w:rPr>
@@ -806,7 +842,25 @@
           <w:sz w:val="20"/>
           <w:szCs w:val="20"/>
         </w:rPr>
-        <w:t>def test_precio_negativo():</w:t>
+        <w:t>def test_precio_</w:t>
+      </w:r>
+      <w:proofErr w:type="gramStart"/>
+      <w:r>
+        <w:rPr>
+          <w:rFonts w:ascii="Consolas" w:eastAsia="Consolas" w:hAnsi="Consolas" w:cs="Consolas"/>
+          <w:sz w:val="20"/>
+          <w:szCs w:val="20"/>
+        </w:rPr>
+        <w:t>negativo(</w:t>
+      </w:r>
+      <w:proofErr w:type="gramEnd"/>
+      <w:r>
+        <w:rPr>
+          <w:rFonts w:ascii="Consolas" w:eastAsia="Consolas" w:hAnsi="Consolas" w:cs="Consolas"/>
+          <w:sz w:val="20"/>
+          <w:szCs w:val="20"/>
+        </w:rPr>
+        <w:t>):</w:t>
       </w:r>
     </w:p>
     <w:p>
@@ -825,7 +879,25 @@
           <w:sz w:val="20"/>
           <w:szCs w:val="20"/>
         </w:rPr>
-        <w:t xml:space="preserve">    assert calcular_descuento(-10, True) == 0</w:t>
+        <w:t xml:space="preserve">    assert calcular_</w:t>
+      </w:r>
+      <w:proofErr w:type="gramStart"/>
+      <w:r>
+        <w:rPr>
+          <w:rFonts w:ascii="Consolas" w:eastAsia="Consolas" w:hAnsi="Consolas" w:cs="Consolas"/>
+          <w:sz w:val="20"/>
+          <w:szCs w:val="20"/>
+        </w:rPr>
+        <w:t>descuento(</w:t>
+      </w:r>
+      <w:proofErr w:type="gramEnd"/>
+      <w:r>
+        <w:rPr>
+          <w:rFonts w:ascii="Consolas" w:eastAsia="Consolas" w:hAnsi="Consolas" w:cs="Consolas"/>
+          <w:sz w:val="20"/>
+          <w:szCs w:val="20"/>
+        </w:rPr>
+        <w:t>-10, True) == 0</w:t>
       </w:r>
     </w:p>
     <w:p>
@@ -844,7 +916,25 @@
           <w:sz w:val="20"/>
           <w:szCs w:val="20"/>
         </w:rPr>
-        <w:t>def test_cliente_vip():</w:t>
+        <w:t>def test_cliente_</w:t>
+      </w:r>
+      <w:proofErr w:type="gramStart"/>
+      <w:r>
+        <w:rPr>
+          <w:rFonts w:ascii="Consolas" w:eastAsia="Consolas" w:hAnsi="Consolas" w:cs="Consolas"/>
+          <w:sz w:val="20"/>
+          <w:szCs w:val="20"/>
+        </w:rPr>
+        <w:t>vip(</w:t>
+      </w:r>
+      <w:proofErr w:type="gramEnd"/>
+      <w:r>
+        <w:rPr>
+          <w:rFonts w:ascii="Consolas" w:eastAsia="Consolas" w:hAnsi="Consolas" w:cs="Consolas"/>
+          <w:sz w:val="20"/>
+          <w:szCs w:val="20"/>
+        </w:rPr>
+        <w:t>):</w:t>
       </w:r>
     </w:p>
     <w:p>
@@ -863,7 +953,25 @@
           <w:sz w:val="20"/>
           <w:szCs w:val="20"/>
         </w:rPr>
-        <w:t xml:space="preserve">    assert calcular_descuento(100, True) == 80</w:t>
+        <w:t xml:space="preserve">    assert calcular_</w:t>
+      </w:r>
+      <w:proofErr w:type="gramStart"/>
+      <w:r>
+        <w:rPr>
+          <w:rFonts w:ascii="Consolas" w:eastAsia="Consolas" w:hAnsi="Consolas" w:cs="Consolas"/>
+          <w:sz w:val="20"/>
+          <w:szCs w:val="20"/>
+        </w:rPr>
+        <w:t>descuento(</w:t>
+      </w:r>
+      <w:proofErr w:type="gramEnd"/>
+      <w:r>
+        <w:rPr>
+          <w:rFonts w:ascii="Consolas" w:eastAsia="Consolas" w:hAnsi="Consolas" w:cs="Consolas"/>
+          <w:sz w:val="20"/>
+          <w:szCs w:val="20"/>
+        </w:rPr>
+        <w:t>100, True) == 80</w:t>
       </w:r>
     </w:p>
     <w:p>
@@ -882,7 +990,25 @@
           <w:sz w:val="20"/>
           <w:szCs w:val="20"/>
         </w:rPr>
-        <w:t>def test_cliente_no_vip():</w:t>
+        <w:t>def test_cliente_no_</w:t>
+      </w:r>
+      <w:proofErr w:type="gramStart"/>
+      <w:r>
+        <w:rPr>
+          <w:rFonts w:ascii="Consolas" w:eastAsia="Consolas" w:hAnsi="Consolas" w:cs="Consolas"/>
+          <w:sz w:val="20"/>
+          <w:szCs w:val="20"/>
+        </w:rPr>
+        <w:t>vip(</w:t>
+      </w:r>
+      <w:proofErr w:type="gramEnd"/>
+      <w:r>
+        <w:rPr>
+          <w:rFonts w:ascii="Consolas" w:eastAsia="Consolas" w:hAnsi="Consolas" w:cs="Consolas"/>
+          <w:sz w:val="20"/>
+          <w:szCs w:val="20"/>
+        </w:rPr>
+        <w:t>):</w:t>
       </w:r>
     </w:p>
     <w:p>
@@ -901,7 +1027,25 @@
           <w:sz w:val="20"/>
           <w:szCs w:val="20"/>
         </w:rPr>
-        <w:t xml:space="preserve">    assert calcular_descuento(100, False) == 90</w:t>
+        <w:t xml:space="preserve">    assert calcular_</w:t>
+      </w:r>
+      <w:proofErr w:type="gramStart"/>
+      <w:r>
+        <w:rPr>
+          <w:rFonts w:ascii="Consolas" w:eastAsia="Consolas" w:hAnsi="Consolas" w:cs="Consolas"/>
+          <w:sz w:val="20"/>
+          <w:szCs w:val="20"/>
+        </w:rPr>
+        <w:t>descuento(</w:t>
+      </w:r>
+      <w:proofErr w:type="gramEnd"/>
+      <w:r>
+        <w:rPr>
+          <w:rFonts w:ascii="Consolas" w:eastAsia="Consolas" w:hAnsi="Consolas" w:cs="Consolas"/>
+          <w:sz w:val="20"/>
+          <w:szCs w:val="20"/>
+        </w:rPr>
+        <w:t>100, False) == 90</w:t>
       </w:r>
     </w:p>
     <w:p>
@@ -920,7 +1064,25 @@
           <w:sz w:val="20"/>
           <w:szCs w:val="20"/>
         </w:rPr>
-        <w:t>def test_descuento_muy_alto():</w:t>
+        <w:t>def test_descuento_muy_</w:t>
+      </w:r>
+      <w:proofErr w:type="gramStart"/>
+      <w:r>
+        <w:rPr>
+          <w:rFonts w:ascii="Consolas" w:eastAsia="Consolas" w:hAnsi="Consolas" w:cs="Consolas"/>
+          <w:sz w:val="20"/>
+          <w:szCs w:val="20"/>
+        </w:rPr>
+        <w:t>alto(</w:t>
+      </w:r>
+      <w:proofErr w:type="gramEnd"/>
+      <w:r>
+        <w:rPr>
+          <w:rFonts w:ascii="Consolas" w:eastAsia="Consolas" w:hAnsi="Consolas" w:cs="Consolas"/>
+          <w:sz w:val="20"/>
+          <w:szCs w:val="20"/>
+        </w:rPr>
+        <w:t>):</w:t>
       </w:r>
     </w:p>
     <w:p>
@@ -939,7 +1101,25 @@
           <w:sz w:val="20"/>
           <w:szCs w:val="20"/>
         </w:rPr>
-        <w:t xml:space="preserve">    # ESTE TEST FALLA porque la condición </w:t>
+        <w:t xml:space="preserve">    # </w:t>
+      </w:r>
+      <w:proofErr w:type="gramStart"/>
+      <w:r>
+        <w:rPr>
+          <w:rFonts w:ascii="Consolas" w:eastAsia="Consolas" w:hAnsi="Consolas" w:cs="Consolas"/>
+          <w:sz w:val="20"/>
+          <w:szCs w:val="20"/>
+        </w:rPr>
+        <w:t>ESTE TEST</w:t>
+      </w:r>
+      <w:proofErr w:type="gramEnd"/>
+      <w:r>
+        <w:rPr>
+          <w:rFonts w:ascii="Consolas" w:eastAsia="Consolas" w:hAnsi="Consolas" w:cs="Consolas"/>
+          <w:sz w:val="20"/>
+          <w:szCs w:val="20"/>
+        </w:rPr>
+        <w:t xml:space="preserve"> FALLA porque la condición </w:t>
       </w:r>
       <w:r>
         <w:rPr>
@@ -993,7 +1173,16 @@
           <w:sz w:val="20"/>
           <w:szCs w:val="20"/>
         </w:rPr>
-        <w:t>calcular_descuento</w:t>
+        <w:t>calcular_</w:t>
+      </w:r>
+      <w:proofErr w:type="gramStart"/>
+      <w:r>
+        <w:rPr>
+          <w:rFonts w:ascii="Consolas" w:eastAsia="Consolas" w:hAnsi="Consolas" w:cs="Consolas"/>
+          <w:sz w:val="20"/>
+          <w:szCs w:val="20"/>
+        </w:rPr>
+        <w:t>descuento</w:t>
       </w:r>
       <w:proofErr w:type="spellEnd"/>
       <w:r>
@@ -1002,7 +1191,16 @@
           <w:sz w:val="20"/>
           <w:szCs w:val="20"/>
         </w:rPr>
-        <w:t>(600, True) == 4</w:t>
+        <w:t>(</w:t>
+      </w:r>
+      <w:proofErr w:type="gramEnd"/>
+      <w:r>
+        <w:rPr>
+          <w:rFonts w:ascii="Consolas" w:eastAsia="Consolas" w:hAnsi="Consolas" w:cs="Consolas"/>
+          <w:sz w:val="20"/>
+          <w:szCs w:val="20"/>
+        </w:rPr>
+        <w:t>600, True) == 4</w:t>
       </w:r>
       <w:r>
         <w:rPr>
@@ -1178,7 +1376,25 @@
           <w:sz w:val="20"/>
           <w:szCs w:val="20"/>
         </w:rPr>
-        <w:t>FAILED test_descuento.py::test_descuento_muy_alto</w:t>
+        <w:t xml:space="preserve">FAILED </w:t>
+      </w:r>
+      <w:proofErr w:type="gramStart"/>
+      <w:r>
+        <w:rPr>
+          <w:rFonts w:ascii="Consolas" w:eastAsia="Consolas" w:hAnsi="Consolas" w:cs="Consolas"/>
+          <w:sz w:val="20"/>
+          <w:szCs w:val="20"/>
+        </w:rPr>
+        <w:t>test_descuento.py::</w:t>
+      </w:r>
+      <w:proofErr w:type="gramEnd"/>
+      <w:r>
+        <w:rPr>
+          <w:rFonts w:ascii="Consolas" w:eastAsia="Consolas" w:hAnsi="Consolas" w:cs="Consolas"/>
+          <w:sz w:val="20"/>
+          <w:szCs w:val="20"/>
+        </w:rPr>
+        <w:t>test_descuento_muy_alto</w:t>
       </w:r>
     </w:p>
     <w:p>
@@ -1603,8 +1819,19 @@
           <w:szCs w:val="20"/>
           <w:lang w:val="en-US"/>
         </w:rPr>
-        <w:t>│── composer.json</w:t>
-      </w:r>
+        <w:t xml:space="preserve">│── </w:t>
+      </w:r>
+      <w:proofErr w:type="gramStart"/>
+      <w:r>
+        <w:rPr>
+          <w:rFonts w:ascii="Consolas" w:eastAsia="Consolas" w:hAnsi="Consolas" w:cs="Consolas"/>
+          <w:sz w:val="20"/>
+          <w:szCs w:val="20"/>
+          <w:lang w:val="en-US"/>
+        </w:rPr>
+        <w:t>composer.json</w:t>
+      </w:r>
+      <w:proofErr w:type="gramEnd"/>
     </w:p>
     <w:p>
       <w:pPr>
@@ -1905,8 +2132,18 @@
           <w:szCs w:val="20"/>
         </w:rPr>
         <w:tab/>
-        <w:t xml:space="preserve"> //ERROR: devuelve algo no esperado en el test</w:t>
-      </w:r>
+        <w:t xml:space="preserve"> //ERROR: devuelve algo no esperado en </w:t>
+      </w:r>
+      <w:proofErr w:type="gramStart"/>
+      <w:r>
+        <w:rPr>
+          <w:rFonts w:ascii="Consolas" w:eastAsia="Consolas" w:hAnsi="Consolas" w:cs="Consolas"/>
+          <w:sz w:val="20"/>
+          <w:szCs w:val="20"/>
+        </w:rPr>
+        <w:t>el test</w:t>
+      </w:r>
+      <w:proofErr w:type="gramEnd"/>
     </w:p>
     <w:p>
       <w:pPr>
@@ -2047,7 +2284,25 @@
           <w:sz w:val="20"/>
           <w:szCs w:val="20"/>
         </w:rPr>
-        <w:t>function mensajeExtra() {</w:t>
+        <w:t xml:space="preserve">function </w:t>
+      </w:r>
+      <w:proofErr w:type="gramStart"/>
+      <w:r>
+        <w:rPr>
+          <w:rFonts w:ascii="Consolas" w:eastAsia="Consolas" w:hAnsi="Consolas" w:cs="Consolas"/>
+          <w:sz w:val="20"/>
+          <w:szCs w:val="20"/>
+        </w:rPr>
+        <w:t>mensajeExtra(</w:t>
+      </w:r>
+      <w:proofErr w:type="gramEnd"/>
+      <w:r>
+        <w:rPr>
+          <w:rFonts w:ascii="Consolas" w:eastAsia="Consolas" w:hAnsi="Consolas" w:cs="Consolas"/>
+          <w:sz w:val="20"/>
+          <w:szCs w:val="20"/>
+        </w:rPr>
+        <w:t>) {</w:t>
       </w:r>
     </w:p>
     <w:p>
@@ -2270,7 +2525,25 @@
           <w:sz w:val="20"/>
           <w:szCs w:val="20"/>
         </w:rPr>
-        <w:t xml:space="preserve"> __DIR__ . '/../</w:t>
+        <w:t xml:space="preserve"> __DIR_</w:t>
+      </w:r>
+      <w:proofErr w:type="gramStart"/>
+      <w:r>
+        <w:rPr>
+          <w:rFonts w:ascii="Consolas" w:eastAsia="Consolas" w:hAnsi="Consolas" w:cs="Consolas"/>
+          <w:sz w:val="20"/>
+          <w:szCs w:val="20"/>
+        </w:rPr>
+        <w:t>_ .</w:t>
+      </w:r>
+      <w:proofErr w:type="gramEnd"/>
+      <w:r>
+        <w:rPr>
+          <w:rFonts w:ascii="Consolas" w:eastAsia="Consolas" w:hAnsi="Consolas" w:cs="Consolas"/>
+          <w:sz w:val="20"/>
+          <w:szCs w:val="20"/>
+        </w:rPr>
+        <w:t xml:space="preserve"> '/../</w:t>
       </w:r>
       <w:proofErr w:type="spellStart"/>
       <w:r>
@@ -2447,6 +2720,7 @@
         <w:t xml:space="preserve"> </w:t>
       </w:r>
       <w:proofErr w:type="spellStart"/>
+      <w:proofErr w:type="gramStart"/>
       <w:r>
         <w:rPr>
           <w:rFonts w:ascii="Consolas" w:eastAsia="Consolas" w:hAnsi="Consolas" w:cs="Consolas"/>
@@ -2462,7 +2736,16 @@
           <w:sz w:val="20"/>
           <w:szCs w:val="20"/>
         </w:rPr>
-        <w:t>() {</w:t>
+        <w:t>(</w:t>
+      </w:r>
+      <w:proofErr w:type="gramEnd"/>
+      <w:r>
+        <w:rPr>
+          <w:rFonts w:ascii="Consolas" w:eastAsia="Consolas" w:hAnsi="Consolas" w:cs="Consolas"/>
+          <w:sz w:val="20"/>
+          <w:szCs w:val="20"/>
+        </w:rPr>
+        <w:t>) {</w:t>
       </w:r>
     </w:p>
     <w:p>
@@ -2502,6 +2785,7 @@
         <w:t>-&gt;</w:t>
       </w:r>
       <w:proofErr w:type="spellStart"/>
+      <w:proofErr w:type="gramStart"/>
       <w:r>
         <w:rPr>
           <w:rFonts w:ascii="Consolas" w:eastAsia="Consolas" w:hAnsi="Consolas" w:cs="Consolas"/>
@@ -2517,9 +2801,19 @@
           <w:sz w:val="20"/>
           <w:szCs w:val="20"/>
         </w:rPr>
-        <w:t xml:space="preserve">("Nota no válida", </w:t>
+        <w:t>(</w:t>
+      </w:r>
+      <w:proofErr w:type="gramEnd"/>
+      <w:r>
+        <w:rPr>
+          <w:rFonts w:ascii="Consolas" w:eastAsia="Consolas" w:hAnsi="Consolas" w:cs="Consolas"/>
+          <w:sz w:val="20"/>
+          <w:szCs w:val="20"/>
+        </w:rPr>
+        <w:t xml:space="preserve">"Nota no válida", </w:t>
       </w:r>
       <w:proofErr w:type="spellStart"/>
+      <w:proofErr w:type="gramStart"/>
       <w:r>
         <w:rPr>
           <w:rFonts w:ascii="Consolas" w:eastAsia="Consolas" w:hAnsi="Consolas" w:cs="Consolas"/>
@@ -2535,7 +2829,16 @@
           <w:sz w:val="20"/>
           <w:szCs w:val="20"/>
         </w:rPr>
-        <w:t>(-1));</w:t>
+        <w:t>(</w:t>
+      </w:r>
+      <w:proofErr w:type="gramEnd"/>
+      <w:r>
+        <w:rPr>
+          <w:rFonts w:ascii="Consolas" w:eastAsia="Consolas" w:hAnsi="Consolas" w:cs="Consolas"/>
+          <w:sz w:val="20"/>
+          <w:szCs w:val="20"/>
+        </w:rPr>
+        <w:t>-1));</w:t>
       </w:r>
     </w:p>
     <w:p>
@@ -2612,6 +2915,7 @@
         <w:t xml:space="preserve"> </w:t>
       </w:r>
       <w:proofErr w:type="spellStart"/>
+      <w:proofErr w:type="gramStart"/>
       <w:r>
         <w:rPr>
           <w:rFonts w:ascii="Consolas" w:eastAsia="Consolas" w:hAnsi="Consolas" w:cs="Consolas"/>
@@ -2627,7 +2931,16 @@
           <w:sz w:val="20"/>
           <w:szCs w:val="20"/>
         </w:rPr>
-        <w:t>() {</w:t>
+        <w:t>(</w:t>
+      </w:r>
+      <w:proofErr w:type="gramEnd"/>
+      <w:r>
+        <w:rPr>
+          <w:rFonts w:ascii="Consolas" w:eastAsia="Consolas" w:hAnsi="Consolas" w:cs="Consolas"/>
+          <w:sz w:val="20"/>
+          <w:szCs w:val="20"/>
+        </w:rPr>
+        <w:t>) {</w:t>
       </w:r>
     </w:p>
     <w:p>
@@ -2667,6 +2980,7 @@
         <w:t>-&gt;</w:t>
       </w:r>
       <w:proofErr w:type="spellStart"/>
+      <w:proofErr w:type="gramStart"/>
       <w:r>
         <w:rPr>
           <w:rFonts w:ascii="Consolas" w:eastAsia="Consolas" w:hAnsi="Consolas" w:cs="Consolas"/>
@@ -2682,9 +2996,19 @@
           <w:sz w:val="20"/>
           <w:szCs w:val="20"/>
         </w:rPr>
-        <w:t xml:space="preserve">("Sobresaliente", </w:t>
+        <w:t>(</w:t>
+      </w:r>
+      <w:proofErr w:type="gramEnd"/>
+      <w:r>
+        <w:rPr>
+          <w:rFonts w:ascii="Consolas" w:eastAsia="Consolas" w:hAnsi="Consolas" w:cs="Consolas"/>
+          <w:sz w:val="20"/>
+          <w:szCs w:val="20"/>
+        </w:rPr>
+        <w:t xml:space="preserve">"Sobresaliente", </w:t>
       </w:r>
       <w:proofErr w:type="spellStart"/>
+      <w:proofErr w:type="gramStart"/>
       <w:r>
         <w:rPr>
           <w:rFonts w:ascii="Consolas" w:eastAsia="Consolas" w:hAnsi="Consolas" w:cs="Consolas"/>
@@ -2700,7 +3024,16 @@
           <w:sz w:val="20"/>
           <w:szCs w:val="20"/>
         </w:rPr>
-        <w:t>(9));</w:t>
+        <w:t>(</w:t>
+      </w:r>
+      <w:proofErr w:type="gramEnd"/>
+      <w:r>
+        <w:rPr>
+          <w:rFonts w:ascii="Consolas" w:eastAsia="Consolas" w:hAnsi="Consolas" w:cs="Consolas"/>
+          <w:sz w:val="20"/>
+          <w:szCs w:val="20"/>
+        </w:rPr>
+        <w:t>9));</w:t>
       </w:r>
     </w:p>
     <w:p>
@@ -2777,6 +3110,7 @@
         <w:t xml:space="preserve"> </w:t>
       </w:r>
       <w:proofErr w:type="spellStart"/>
+      <w:proofErr w:type="gramStart"/>
       <w:r>
         <w:rPr>
           <w:rFonts w:ascii="Consolas" w:eastAsia="Consolas" w:hAnsi="Consolas" w:cs="Consolas"/>
@@ -2792,7 +3126,16 @@
           <w:sz w:val="20"/>
           <w:szCs w:val="20"/>
         </w:rPr>
-        <w:t>() {</w:t>
+        <w:t>(</w:t>
+      </w:r>
+      <w:proofErr w:type="gramEnd"/>
+      <w:r>
+        <w:rPr>
+          <w:rFonts w:ascii="Consolas" w:eastAsia="Consolas" w:hAnsi="Consolas" w:cs="Consolas"/>
+          <w:sz w:val="20"/>
+          <w:szCs w:val="20"/>
+        </w:rPr>
+        <w:t>) {</w:t>
       </w:r>
     </w:p>
     <w:p>
@@ -2832,6 +3175,7 @@
         <w:t>-&gt;</w:t>
       </w:r>
       <w:proofErr w:type="spellStart"/>
+      <w:proofErr w:type="gramStart"/>
       <w:r>
         <w:rPr>
           <w:rFonts w:ascii="Consolas" w:eastAsia="Consolas" w:hAnsi="Consolas" w:cs="Consolas"/>
@@ -2847,9 +3191,19 @@
           <w:sz w:val="20"/>
           <w:szCs w:val="20"/>
         </w:rPr>
-        <w:t xml:space="preserve">("Notable", </w:t>
+        <w:t>(</w:t>
+      </w:r>
+      <w:proofErr w:type="gramEnd"/>
+      <w:r>
+        <w:rPr>
+          <w:rFonts w:ascii="Consolas" w:eastAsia="Consolas" w:hAnsi="Consolas" w:cs="Consolas"/>
+          <w:sz w:val="20"/>
+          <w:szCs w:val="20"/>
+        </w:rPr>
+        <w:t xml:space="preserve">"Notable", </w:t>
       </w:r>
       <w:proofErr w:type="spellStart"/>
+      <w:proofErr w:type="gramStart"/>
       <w:r>
         <w:rPr>
           <w:rFonts w:ascii="Consolas" w:eastAsia="Consolas" w:hAnsi="Consolas" w:cs="Consolas"/>
@@ -2865,7 +3219,16 @@
           <w:sz w:val="20"/>
           <w:szCs w:val="20"/>
         </w:rPr>
-        <w:t>(7));</w:t>
+        <w:t>(</w:t>
+      </w:r>
+      <w:proofErr w:type="gramEnd"/>
+      <w:r>
+        <w:rPr>
+          <w:rFonts w:ascii="Consolas" w:eastAsia="Consolas" w:hAnsi="Consolas" w:cs="Consolas"/>
+          <w:sz w:val="20"/>
+          <w:szCs w:val="20"/>
+        </w:rPr>
+        <w:t>7));</w:t>
       </w:r>
     </w:p>
     <w:p>
@@ -2942,6 +3305,7 @@
         <w:t xml:space="preserve"> </w:t>
       </w:r>
       <w:proofErr w:type="spellStart"/>
+      <w:proofErr w:type="gramStart"/>
       <w:r>
         <w:rPr>
           <w:rFonts w:ascii="Consolas" w:eastAsia="Consolas" w:hAnsi="Consolas" w:cs="Consolas"/>
@@ -2957,7 +3321,16 @@
           <w:sz w:val="20"/>
           <w:szCs w:val="20"/>
         </w:rPr>
-        <w:t>() {</w:t>
+        <w:t>(</w:t>
+      </w:r>
+      <w:proofErr w:type="gramEnd"/>
+      <w:r>
+        <w:rPr>
+          <w:rFonts w:ascii="Consolas" w:eastAsia="Consolas" w:hAnsi="Consolas" w:cs="Consolas"/>
+          <w:sz w:val="20"/>
+          <w:szCs w:val="20"/>
+        </w:rPr>
+        <w:t>) {</w:t>
       </w:r>
     </w:p>
     <w:p>
@@ -2997,6 +3370,7 @@
         <w:t>-&gt;</w:t>
       </w:r>
       <w:proofErr w:type="spellStart"/>
+      <w:proofErr w:type="gramStart"/>
       <w:r>
         <w:rPr>
           <w:rFonts w:ascii="Consolas" w:eastAsia="Consolas" w:hAnsi="Consolas" w:cs="Consolas"/>
@@ -3012,9 +3386,19 @@
           <w:sz w:val="20"/>
           <w:szCs w:val="20"/>
         </w:rPr>
-        <w:t xml:space="preserve">("Aprobado", </w:t>
+        <w:t>(</w:t>
+      </w:r>
+      <w:proofErr w:type="gramEnd"/>
+      <w:r>
+        <w:rPr>
+          <w:rFonts w:ascii="Consolas" w:eastAsia="Consolas" w:hAnsi="Consolas" w:cs="Consolas"/>
+          <w:sz w:val="20"/>
+          <w:szCs w:val="20"/>
+        </w:rPr>
+        <w:t xml:space="preserve">"Aprobado", </w:t>
       </w:r>
       <w:proofErr w:type="spellStart"/>
+      <w:proofErr w:type="gramStart"/>
       <w:r>
         <w:rPr>
           <w:rFonts w:ascii="Consolas" w:eastAsia="Consolas" w:hAnsi="Consolas" w:cs="Consolas"/>
@@ -3030,7 +3414,16 @@
           <w:sz w:val="20"/>
           <w:szCs w:val="20"/>
         </w:rPr>
-        <w:t>(5));</w:t>
+        <w:t>(</w:t>
+      </w:r>
+      <w:proofErr w:type="gramEnd"/>
+      <w:r>
+        <w:rPr>
+          <w:rFonts w:ascii="Consolas" w:eastAsia="Consolas" w:hAnsi="Consolas" w:cs="Consolas"/>
+          <w:sz w:val="20"/>
+          <w:szCs w:val="20"/>
+        </w:rPr>
+        <w:t>5));</w:t>
       </w:r>
     </w:p>
     <w:p>
@@ -3107,6 +3500,7 @@
         <w:t xml:space="preserve"> </w:t>
       </w:r>
       <w:proofErr w:type="spellStart"/>
+      <w:proofErr w:type="gramStart"/>
       <w:r>
         <w:rPr>
           <w:rFonts w:ascii="Consolas" w:eastAsia="Consolas" w:hAnsi="Consolas" w:cs="Consolas"/>
@@ -3122,7 +3516,16 @@
           <w:sz w:val="20"/>
           <w:szCs w:val="20"/>
         </w:rPr>
-        <w:t>() {</w:t>
+        <w:t>(</w:t>
+      </w:r>
+      <w:proofErr w:type="gramEnd"/>
+      <w:r>
+        <w:rPr>
+          <w:rFonts w:ascii="Consolas" w:eastAsia="Consolas" w:hAnsi="Consolas" w:cs="Consolas"/>
+          <w:sz w:val="20"/>
+          <w:szCs w:val="20"/>
+        </w:rPr>
+        <w:t>) {</w:t>
       </w:r>
     </w:p>
     <w:p>
@@ -3141,7 +3544,25 @@
           <w:sz w:val="20"/>
           <w:szCs w:val="20"/>
         </w:rPr>
-        <w:t xml:space="preserve">        // ESTE TEST FALLA</w:t>
+        <w:t xml:space="preserve">        // </w:t>
+      </w:r>
+      <w:proofErr w:type="gramStart"/>
+      <w:r>
+        <w:rPr>
+          <w:rFonts w:ascii="Consolas" w:eastAsia="Consolas" w:hAnsi="Consolas" w:cs="Consolas"/>
+          <w:sz w:val="20"/>
+          <w:szCs w:val="20"/>
+        </w:rPr>
+        <w:t>ESTE TEST</w:t>
+      </w:r>
+      <w:proofErr w:type="gramEnd"/>
+      <w:r>
+        <w:rPr>
+          <w:rFonts w:ascii="Consolas" w:eastAsia="Consolas" w:hAnsi="Consolas" w:cs="Consolas"/>
+          <w:sz w:val="20"/>
+          <w:szCs w:val="20"/>
+        </w:rPr>
+        <w:t xml:space="preserve"> FALLA</w:t>
       </w:r>
     </w:p>
     <w:p>
@@ -3181,6 +3602,7 @@
         <w:t>-&gt;</w:t>
       </w:r>
       <w:proofErr w:type="spellStart"/>
+      <w:proofErr w:type="gramStart"/>
       <w:r>
         <w:rPr>
           <w:rFonts w:ascii="Consolas" w:eastAsia="Consolas" w:hAnsi="Consolas" w:cs="Consolas"/>
@@ -3196,9 +3618,19 @@
           <w:sz w:val="20"/>
           <w:szCs w:val="20"/>
         </w:rPr>
-        <w:t xml:space="preserve">("Suspenso", </w:t>
+        <w:t>(</w:t>
+      </w:r>
+      <w:proofErr w:type="gramEnd"/>
+      <w:r>
+        <w:rPr>
+          <w:rFonts w:ascii="Consolas" w:eastAsia="Consolas" w:hAnsi="Consolas" w:cs="Consolas"/>
+          <w:sz w:val="20"/>
+          <w:szCs w:val="20"/>
+        </w:rPr>
+        <w:t xml:space="preserve">"Suspenso", </w:t>
       </w:r>
       <w:proofErr w:type="spellStart"/>
+      <w:proofErr w:type="gramStart"/>
       <w:r>
         <w:rPr>
           <w:rFonts w:ascii="Consolas" w:eastAsia="Consolas" w:hAnsi="Consolas" w:cs="Consolas"/>
@@ -3214,7 +3646,16 @@
           <w:sz w:val="20"/>
           <w:szCs w:val="20"/>
         </w:rPr>
-        <w:t>(3));</w:t>
+        <w:t>(</w:t>
+      </w:r>
+      <w:proofErr w:type="gramEnd"/>
+      <w:r>
+        <w:rPr>
+          <w:rFonts w:ascii="Consolas" w:eastAsia="Consolas" w:hAnsi="Consolas" w:cs="Consolas"/>
+          <w:sz w:val="20"/>
+          <w:szCs w:val="20"/>
+        </w:rPr>
+        <w:t>3));</w:t>
       </w:r>
     </w:p>
     <w:p>
@@ -3421,6 +3862,7 @@
         </w:rPr>
       </w:pPr>
       <w:proofErr w:type="spellStart"/>
+      <w:proofErr w:type="gramStart"/>
       <w:r>
         <w:rPr>
           <w:rStyle w:val="normaltextrun"/>
@@ -3443,6 +3885,7 @@
         <w:t>::</w:t>
       </w:r>
       <w:proofErr w:type="spellStart"/>
+      <w:proofErr w:type="gramEnd"/>
       <w:r>
         <w:rPr>
           <w:rStyle w:val="normaltextrun"/>
@@ -3570,6 +4013,58 @@
           <w:szCs w:val="36"/>
         </w:rPr>
       </w:pPr>
+      <w:r>
+        <w:rPr>
+          <w:b/>
+          <w:bCs/>
+          <w:noProof/>
+          <w:color w:val="000000" w:themeColor="text1"/>
+          <w:sz w:val="36"/>
+          <w:szCs w:val="36"/>
+        </w:rPr>
+        <w:lastRenderedPageBreak/>
+        <w:drawing>
+          <wp:inline distT="0" distB="0" distL="0" distR="0" wp14:anchorId="5180168B" wp14:editId="3934EE75">
+            <wp:extent cx="5731510" cy="3941445"/>
+            <wp:effectExtent l="0" t="0" r="2540" b="1905"/>
+            <wp:docPr id="1517223140" name="Imagen 5" descr="Texto&#10;&#10;El contenido generado por IA puede ser incorrecto."/>
+            <wp:cNvGraphicFramePr>
+              <a:graphicFrameLocks xmlns:a="http://schemas.openxmlformats.org/drawingml/2006/main" noChangeAspect="1"/>
+            </wp:cNvGraphicFramePr>
+            <a:graphic xmlns:a="http://schemas.openxmlformats.org/drawingml/2006/main">
+              <a:graphicData uri="http://schemas.openxmlformats.org/drawingml/2006/picture">
+                <pic:pic xmlns:pic="http://schemas.openxmlformats.org/drawingml/2006/picture">
+                  <pic:nvPicPr>
+                    <pic:cNvPr id="1517223140" name="Imagen 5" descr="Texto&#10;&#10;El contenido generado por IA puede ser incorrecto."/>
+                    <pic:cNvPicPr/>
+                  </pic:nvPicPr>
+                  <pic:blipFill>
+                    <a:blip r:embed="rId11">
+                      <a:extLst>
+                        <a:ext uri="{28A0092B-C50C-407E-A947-70E740481C1C}">
+                          <a14:useLocalDpi xmlns:a14="http://schemas.microsoft.com/office/drawing/2010/main" val="0"/>
+                        </a:ext>
+                      </a:extLst>
+                    </a:blip>
+                    <a:stretch>
+                      <a:fillRect/>
+                    </a:stretch>
+                  </pic:blipFill>
+                  <pic:spPr>
+                    <a:xfrm>
+                      <a:off x="0" y="0"/>
+                      <a:ext cx="5731510" cy="3941445"/>
+                    </a:xfrm>
+                    <a:prstGeom prst="rect">
+                      <a:avLst/>
+                    </a:prstGeom>
+                  </pic:spPr>
+                </pic:pic>
+              </a:graphicData>
+            </a:graphic>
+          </wp:inline>
+        </w:drawing>
+      </w:r>
       <w:r>
         <w:rPr>
           <w:b/>
@@ -3801,7 +4296,7 @@
                     <pic:cNvPicPr/>
                   </pic:nvPicPr>
                   <pic:blipFill>
-                    <a:blip r:embed="rId11" cstate="print">
+                    <a:blip r:embed="rId12" cstate="print">
                       <a:extLst>
                         <a:ext uri="{28A0092B-C50C-407E-A947-70E740481C1C}">
                           <a14:useLocalDpi xmlns:a14="http://schemas.microsoft.com/office/drawing/2010/main" val="0"/>
@@ -3847,6 +4342,222 @@
     </w:p>
     <w:p>
       <w:pPr>
+        <w:rPr>
+          <w:color w:val="000000" w:themeColor="text1"/>
+          <w:sz w:val="20"/>
+          <w:szCs w:val="20"/>
+        </w:rPr>
+      </w:pPr>
+    </w:p>
+    <w:p>
+      <w:pPr>
+        <w:rPr>
+          <w:color w:val="000000" w:themeColor="text1"/>
+          <w:sz w:val="20"/>
+          <w:szCs w:val="20"/>
+        </w:rPr>
+      </w:pPr>
+    </w:p>
+    <w:p>
+      <w:pPr>
+        <w:rPr>
+          <w:color w:val="000000" w:themeColor="text1"/>
+          <w:sz w:val="20"/>
+          <w:szCs w:val="20"/>
+        </w:rPr>
+      </w:pPr>
+      <w:r>
+        <w:rPr>
+          <w:color w:val="000000" w:themeColor="text1"/>
+          <w:sz w:val="20"/>
+          <w:szCs w:val="20"/>
+        </w:rPr>
+        <w:t>PH</w:t>
+      </w:r>
+      <w:r>
+        <w:rPr>
+          <w:color w:val="000000" w:themeColor="text1"/>
+          <w:sz w:val="20"/>
+          <w:szCs w:val="20"/>
+        </w:rPr>
+        <w:t>P</w:t>
+      </w:r>
+    </w:p>
+    <w:p>
+      <w:pPr>
+        <w:rPr>
+          <w:color w:val="000000" w:themeColor="text1"/>
+          <w:sz w:val="20"/>
+          <w:szCs w:val="20"/>
+        </w:rPr>
+      </w:pPr>
+      <w:r>
+        <w:rPr>
+          <w:noProof/>
+          <w:color w:val="000000" w:themeColor="text1"/>
+          <w:sz w:val="20"/>
+          <w:szCs w:val="20"/>
+        </w:rPr>
+        <w:drawing>
+          <wp:inline distT="0" distB="0" distL="0" distR="0" wp14:anchorId="27A0A1A1" wp14:editId="2012D237">
+            <wp:extent cx="5731510" cy="2479675"/>
+            <wp:effectExtent l="0" t="0" r="2540" b="0"/>
+            <wp:docPr id="1732301047" name="Imagen 6" descr="Texto&#10;&#10;El contenido generado por IA puede ser incorrecto."/>
+            <wp:cNvGraphicFramePr>
+              <a:graphicFrameLocks xmlns:a="http://schemas.openxmlformats.org/drawingml/2006/main" noChangeAspect="1"/>
+            </wp:cNvGraphicFramePr>
+            <a:graphic xmlns:a="http://schemas.openxmlformats.org/drawingml/2006/main">
+              <a:graphicData uri="http://schemas.openxmlformats.org/drawingml/2006/picture">
+                <pic:pic xmlns:pic="http://schemas.openxmlformats.org/drawingml/2006/picture">
+                  <pic:nvPicPr>
+                    <pic:cNvPr id="1732301047" name="Imagen 6" descr="Texto&#10;&#10;El contenido generado por IA puede ser incorrecto."/>
+                    <pic:cNvPicPr/>
+                  </pic:nvPicPr>
+                  <pic:blipFill>
+                    <a:blip r:embed="rId13" cstate="print">
+                      <a:extLst>
+                        <a:ext uri="{28A0092B-C50C-407E-A947-70E740481C1C}">
+                          <a14:useLocalDpi xmlns:a14="http://schemas.microsoft.com/office/drawing/2010/main" val="0"/>
+                        </a:ext>
+                      </a:extLst>
+                    </a:blip>
+                    <a:stretch>
+                      <a:fillRect/>
+                    </a:stretch>
+                  </pic:blipFill>
+                  <pic:spPr>
+                    <a:xfrm>
+                      <a:off x="0" y="0"/>
+                      <a:ext cx="5731510" cy="2479675"/>
+                    </a:xfrm>
+                    <a:prstGeom prst="rect">
+                      <a:avLst/>
+                    </a:prstGeom>
+                  </pic:spPr>
+                </pic:pic>
+              </a:graphicData>
+            </a:graphic>
+          </wp:inline>
+        </w:drawing>
+      </w:r>
+    </w:p>
+    <w:p>
+      <w:pPr>
+        <w:rPr>
+          <w:color w:val="000000" w:themeColor="text1"/>
+          <w:sz w:val="20"/>
+          <w:szCs w:val="20"/>
+          <w:u w:val="single"/>
+        </w:rPr>
+      </w:pPr>
+      <w:r>
+        <w:rPr>
+          <w:color w:val="000000" w:themeColor="text1"/>
+          <w:sz w:val="20"/>
+          <w:szCs w:val="20"/>
+        </w:rPr>
+        <w:lastRenderedPageBreak/>
+        <w:t xml:space="preserve">Cambiando los valores que devuelve el </w:t>
+      </w:r>
+      <w:proofErr w:type="spellStart"/>
+      <w:r>
+        <w:rPr>
+          <w:color w:val="000000" w:themeColor="text1"/>
+          <w:sz w:val="20"/>
+          <w:szCs w:val="20"/>
+        </w:rPr>
+        <w:t>elif</w:t>
+      </w:r>
+      <w:proofErr w:type="spellEnd"/>
+      <w:r>
+        <w:rPr>
+          <w:color w:val="000000" w:themeColor="text1"/>
+          <w:sz w:val="20"/>
+          <w:szCs w:val="20"/>
+        </w:rPr>
+        <w:t xml:space="preserve"> de la nota tres añadiendo una comprobación para el </w:t>
+      </w:r>
+      <w:proofErr w:type="spellStart"/>
+      <w:r>
+        <w:rPr>
+          <w:color w:val="000000" w:themeColor="text1"/>
+          <w:sz w:val="20"/>
+          <w:szCs w:val="20"/>
+        </w:rPr>
+        <w:t>else</w:t>
+      </w:r>
+      <w:proofErr w:type="spellEnd"/>
+      <w:r>
+        <w:rPr>
+          <w:color w:val="000000" w:themeColor="text1"/>
+          <w:sz w:val="20"/>
+          <w:szCs w:val="20"/>
+        </w:rPr>
+        <w:t xml:space="preserve"> probamos todas las posibilidades y arreglamos el código. Además, podemos eliminar la función que no hace nada para reducir el código.</w:t>
+      </w:r>
+    </w:p>
+    <w:p>
+      <w:pPr>
+        <w:rPr>
+          <w:color w:val="000000" w:themeColor="text1"/>
+          <w:sz w:val="20"/>
+          <w:szCs w:val="20"/>
+          <w:u w:val="single"/>
+        </w:rPr>
+      </w:pPr>
+      <w:r>
+        <w:rPr>
+          <w:noProof/>
+          <w:color w:val="000000" w:themeColor="text1"/>
+          <w:sz w:val="20"/>
+          <w:szCs w:val="20"/>
+          <w:u w:val="single"/>
+        </w:rPr>
+        <w:drawing>
+          <wp:inline distT="0" distB="0" distL="0" distR="0" wp14:anchorId="71AC064F" wp14:editId="45AE6816">
+            <wp:extent cx="5731510" cy="4160520"/>
+            <wp:effectExtent l="0" t="0" r="2540" b="0"/>
+            <wp:docPr id="693340957" name="Imagen 7" descr="Texto&#10;&#10;El contenido generado por IA puede ser incorrecto."/>
+            <wp:cNvGraphicFramePr>
+              <a:graphicFrameLocks xmlns:a="http://schemas.openxmlformats.org/drawingml/2006/main" noChangeAspect="1"/>
+            </wp:cNvGraphicFramePr>
+            <a:graphic xmlns:a="http://schemas.openxmlformats.org/drawingml/2006/main">
+              <a:graphicData uri="http://schemas.openxmlformats.org/drawingml/2006/picture">
+                <pic:pic xmlns:pic="http://schemas.openxmlformats.org/drawingml/2006/picture">
+                  <pic:nvPicPr>
+                    <pic:cNvPr id="693340957" name="Imagen 7" descr="Texto&#10;&#10;El contenido generado por IA puede ser incorrecto."/>
+                    <pic:cNvPicPr/>
+                  </pic:nvPicPr>
+                  <pic:blipFill>
+                    <a:blip r:embed="rId14">
+                      <a:extLst>
+                        <a:ext uri="{28A0092B-C50C-407E-A947-70E740481C1C}">
+                          <a14:useLocalDpi xmlns:a14="http://schemas.microsoft.com/office/drawing/2010/main" val="0"/>
+                        </a:ext>
+                      </a:extLst>
+                    </a:blip>
+                    <a:stretch>
+                      <a:fillRect/>
+                    </a:stretch>
+                  </pic:blipFill>
+                  <pic:spPr>
+                    <a:xfrm>
+                      <a:off x="0" y="0"/>
+                      <a:ext cx="5731510" cy="4160520"/>
+                    </a:xfrm>
+                    <a:prstGeom prst="rect">
+                      <a:avLst/>
+                    </a:prstGeom>
+                  </pic:spPr>
+                </pic:pic>
+              </a:graphicData>
+            </a:graphic>
+          </wp:inline>
+        </w:drawing>
+      </w:r>
+    </w:p>
+    <w:p>
+      <w:pPr>
         <w:pStyle w:val="Prrafodelista"/>
         <w:numPr>
           <w:ilvl w:val="0"/>
@@ -3962,8 +4673,8 @@
       </w:pPr>
     </w:p>
     <w:sectPr>
-      <w:headerReference w:type="default" r:id="rId12"/>
-      <w:footerReference w:type="default" r:id="rId13"/>
+      <w:headerReference w:type="default" r:id="rId15"/>
+      <w:footerReference w:type="default" r:id="rId16"/>
       <w:pgSz w:w="11906" w:h="16838"/>
       <w:pgMar w:top="1440" w:right="1440" w:bottom="1440" w:left="1440" w:header="720" w:footer="720" w:gutter="0"/>
       <w:cols w:space="720"/>

--- a/Entornos de desarrollo/004 Pruebas t3/Caja blanca/Pruebas de caja blanca automatizadas en Python y PHP.docx
+++ b/Entornos de desarrollo/004 Pruebas t3/Caja blanca/Pruebas de caja blanca automatizadas en Python y PHP.docx
@@ -584,7 +584,7 @@
         </w:rPr>
         <w:lastRenderedPageBreak/>
         <w:drawing>
-          <wp:inline distT="0" distB="0" distL="0" distR="0" wp14:anchorId="1782EA3C" wp14:editId="4011D6FE">
+          <wp:inline distT="0" distB="0" distL="0" distR="0" wp14:anchorId="1782EA3C" wp14:editId="3AEC50B2">
             <wp:extent cx="5731510" cy="1418253"/>
             <wp:effectExtent l="0" t="0" r="2540" b="0"/>
             <wp:docPr id="140795755" name="Imagen 1" descr="Captura de pantalla de computadora&#10;&#10;El contenido generado por IA puede ser incorrecto."/>
@@ -1236,7 +1236,7 @@
           <w:szCs w:val="20"/>
         </w:rPr>
         <w:drawing>
-          <wp:inline distT="0" distB="0" distL="0" distR="0" wp14:anchorId="2A77F2DA" wp14:editId="287588E7">
+          <wp:inline distT="0" distB="0" distL="0" distR="0" wp14:anchorId="2A77F2DA" wp14:editId="2DF8C00C">
             <wp:extent cx="5731510" cy="1212979"/>
             <wp:effectExtent l="0" t="0" r="2540" b="6350"/>
             <wp:docPr id="1077997939" name="Imagen 2" descr="Interfaz de usuario gráfica, Texto&#10;&#10;El contenido generado por IA puede ser incorrecto."/>
@@ -2323,6 +2323,11 @@
       <w:pPr>
         <w:spacing w:after="0"/>
         <w:ind w:left="1416"/>
+        <w:rPr>
+          <w:rFonts w:ascii="Consolas" w:eastAsia="Consolas" w:hAnsi="Consolas" w:cs="Consolas"/>
+          <w:sz w:val="20"/>
+          <w:szCs w:val="20"/>
+        </w:rPr>
       </w:pPr>
       <w:r>
         <w:rPr>
@@ -2358,19 +2363,62 @@
         </w:rPr>
         <w:t>}</w:t>
       </w:r>
-      <w:r>
-        <w:br w:type="page"/>
-      </w:r>
     </w:p>
     <w:p>
       <w:pPr>
         <w:spacing w:after="0"/>
-        <w:ind w:left="1416"/>
-        <w:rPr>
-          <w:rFonts w:ascii="Consolas" w:eastAsia="Consolas" w:hAnsi="Consolas" w:cs="Consolas"/>
-          <w:sz w:val="20"/>
-          <w:szCs w:val="20"/>
-        </w:rPr>
+      </w:pPr>
+      <w:r>
+        <w:rPr>
+          <w:noProof/>
+        </w:rPr>
+        <w:lastRenderedPageBreak/>
+        <w:drawing>
+          <wp:inline distT="0" distB="0" distL="0" distR="0" wp14:anchorId="42E9AF49" wp14:editId="6D58E750">
+            <wp:extent cx="4346165" cy="3713934"/>
+            <wp:effectExtent l="0" t="0" r="0" b="1270"/>
+            <wp:docPr id="1539586058" name="Imagen 3" descr="Texto&#10;&#10;El contenido generado por IA puede ser incorrecto."/>
+            <wp:cNvGraphicFramePr>
+              <a:graphicFrameLocks xmlns:a="http://schemas.openxmlformats.org/drawingml/2006/main" noChangeAspect="1"/>
+            </wp:cNvGraphicFramePr>
+            <a:graphic xmlns:a="http://schemas.openxmlformats.org/drawingml/2006/main">
+              <a:graphicData uri="http://schemas.openxmlformats.org/drawingml/2006/picture">
+                <pic:pic xmlns:pic="http://schemas.openxmlformats.org/drawingml/2006/picture">
+                  <pic:nvPicPr>
+                    <pic:cNvPr id="1539586058" name="Imagen 3" descr="Texto&#10;&#10;El contenido generado por IA puede ser incorrecto."/>
+                    <pic:cNvPicPr/>
+                  </pic:nvPicPr>
+                  <pic:blipFill>
+                    <a:blip r:embed="rId11">
+                      <a:extLst>
+                        <a:ext uri="{28A0092B-C50C-407E-A947-70E740481C1C}">
+                          <a14:useLocalDpi xmlns:a14="http://schemas.microsoft.com/office/drawing/2010/main" val="0"/>
+                        </a:ext>
+                      </a:extLst>
+                    </a:blip>
+                    <a:stretch>
+                      <a:fillRect/>
+                    </a:stretch>
+                  </pic:blipFill>
+                  <pic:spPr>
+                    <a:xfrm>
+                      <a:off x="0" y="0"/>
+                      <a:ext cx="4353452" cy="3720161"/>
+                    </a:xfrm>
+                    <a:prstGeom prst="rect">
+                      <a:avLst/>
+                    </a:prstGeom>
+                  </pic:spPr>
+                </pic:pic>
+              </a:graphicData>
+            </a:graphic>
+          </wp:inline>
+        </w:drawing>
+      </w:r>
+    </w:p>
+    <w:p>
+      <w:pPr>
+        <w:spacing w:after="0"/>
       </w:pPr>
     </w:p>
     <w:p>
@@ -3544,6 +3592,7 @@
           <w:sz w:val="20"/>
           <w:szCs w:val="20"/>
         </w:rPr>
+        <w:lastRenderedPageBreak/>
         <w:t xml:space="preserve">        // </w:t>
       </w:r>
       <w:proofErr w:type="gramStart"/>
@@ -3703,6 +3752,53 @@
           <w:color w:val="000000" w:themeColor="text1"/>
         </w:rPr>
       </w:pPr>
+      <w:r>
+        <w:rPr>
+          <w:noProof/>
+          <w:color w:val="000000" w:themeColor="text1"/>
+        </w:rPr>
+        <w:drawing>
+          <wp:inline distT="0" distB="0" distL="0" distR="0" wp14:anchorId="7335458D" wp14:editId="768CFF59">
+            <wp:extent cx="5731510" cy="4646930"/>
+            <wp:effectExtent l="0" t="0" r="2540" b="1270"/>
+            <wp:docPr id="541711025" name="Imagen 1" descr="Texto&#10;&#10;El contenido generado por IA puede ser incorrecto."/>
+            <wp:cNvGraphicFramePr>
+              <a:graphicFrameLocks xmlns:a="http://schemas.openxmlformats.org/drawingml/2006/main" noChangeAspect="1"/>
+            </wp:cNvGraphicFramePr>
+            <a:graphic xmlns:a="http://schemas.openxmlformats.org/drawingml/2006/main">
+              <a:graphicData uri="http://schemas.openxmlformats.org/drawingml/2006/picture">
+                <pic:pic xmlns:pic="http://schemas.openxmlformats.org/drawingml/2006/picture">
+                  <pic:nvPicPr>
+                    <pic:cNvPr id="541711025" name="Imagen 1" descr="Texto&#10;&#10;El contenido generado por IA puede ser incorrecto."/>
+                    <pic:cNvPicPr/>
+                  </pic:nvPicPr>
+                  <pic:blipFill>
+                    <a:blip r:embed="rId12">
+                      <a:extLst>
+                        <a:ext uri="{28A0092B-C50C-407E-A947-70E740481C1C}">
+                          <a14:useLocalDpi xmlns:a14="http://schemas.microsoft.com/office/drawing/2010/main" val="0"/>
+                        </a:ext>
+                      </a:extLst>
+                    </a:blip>
+                    <a:stretch>
+                      <a:fillRect/>
+                    </a:stretch>
+                  </pic:blipFill>
+                  <pic:spPr>
+                    <a:xfrm>
+                      <a:off x="0" y="0"/>
+                      <a:ext cx="5731510" cy="4646930"/>
+                    </a:xfrm>
+                    <a:prstGeom prst="rect">
+                      <a:avLst/>
+                    </a:prstGeom>
+                  </pic:spPr>
+                </pic:pic>
+              </a:graphicData>
+            </a:graphic>
+          </wp:inline>
+        </w:drawing>
+      </w:r>
     </w:p>
     <w:p>
       <w:pPr>
@@ -4039,7 +4135,7 @@
                     <pic:cNvPicPr/>
                   </pic:nvPicPr>
                   <pic:blipFill>
-                    <a:blip r:embed="rId11">
+                    <a:blip r:embed="rId13">
                       <a:extLst>
                         <a:ext uri="{28A0092B-C50C-407E-A947-70E740481C1C}">
                           <a14:useLocalDpi xmlns:a14="http://schemas.microsoft.com/office/drawing/2010/main" val="0"/>
@@ -4281,7 +4377,7 @@
           <w:szCs w:val="20"/>
         </w:rPr>
         <w:drawing>
-          <wp:inline distT="0" distB="0" distL="0" distR="0" wp14:anchorId="09FFBF96" wp14:editId="274B1C96">
+          <wp:inline distT="0" distB="0" distL="0" distR="0" wp14:anchorId="09FFBF96" wp14:editId="51EA8B8F">
             <wp:extent cx="5731510" cy="1757045"/>
             <wp:effectExtent l="0" t="0" r="2540" b="0"/>
             <wp:docPr id="686840359" name="Imagen 4" descr="Interfaz de usuario gráfica, Texto&#10;&#10;El contenido generado por IA puede ser incorrecto."/>
@@ -4296,7 +4392,7 @@
                     <pic:cNvPicPr/>
                   </pic:nvPicPr>
                   <pic:blipFill>
-                    <a:blip r:embed="rId12" cstate="print">
+                    <a:blip r:embed="rId14" cstate="print">
                       <a:extLst>
                         <a:ext uri="{28A0092B-C50C-407E-A947-70E740481C1C}">
                           <a14:useLocalDpi xmlns:a14="http://schemas.microsoft.com/office/drawing/2010/main" val="0"/>
@@ -4399,7 +4495,7 @@
           <w:szCs w:val="20"/>
         </w:rPr>
         <w:drawing>
-          <wp:inline distT="0" distB="0" distL="0" distR="0" wp14:anchorId="27A0A1A1" wp14:editId="2012D237">
+          <wp:inline distT="0" distB="0" distL="0" distR="0" wp14:anchorId="27A0A1A1" wp14:editId="5B6BCED4">
             <wp:extent cx="5731510" cy="2479675"/>
             <wp:effectExtent l="0" t="0" r="2540" b="0"/>
             <wp:docPr id="1732301047" name="Imagen 6" descr="Texto&#10;&#10;El contenido generado por IA puede ser incorrecto."/>
@@ -4414,7 +4510,7 @@
                     <pic:cNvPicPr/>
                   </pic:nvPicPr>
                   <pic:blipFill>
-                    <a:blip r:embed="rId13" cstate="print">
+                    <a:blip r:embed="rId15" cstate="print">
                       <a:extLst>
                         <a:ext uri="{28A0092B-C50C-407E-A947-70E740481C1C}">
                           <a14:useLocalDpi xmlns:a14="http://schemas.microsoft.com/office/drawing/2010/main" val="0"/>
@@ -4529,7 +4625,7 @@
                     <pic:cNvPicPr/>
                   </pic:nvPicPr>
                   <pic:blipFill>
-                    <a:blip r:embed="rId14">
+                    <a:blip r:embed="rId16">
                       <a:extLst>
                         <a:ext uri="{28A0092B-C50C-407E-A947-70E740481C1C}">
                           <a14:useLocalDpi xmlns:a14="http://schemas.microsoft.com/office/drawing/2010/main" val="0"/>
@@ -4673,8 +4769,8 @@
       </w:pPr>
     </w:p>
     <w:sectPr>
-      <w:headerReference w:type="default" r:id="rId15"/>
-      <w:footerReference w:type="default" r:id="rId16"/>
+      <w:headerReference w:type="default" r:id="rId17"/>
+      <w:footerReference w:type="default" r:id="rId18"/>
       <w:pgSz w:w="11906" w:h="16838"/>
       <w:pgMar w:top="1440" w:right="1440" w:bottom="1440" w:left="1440" w:header="720" w:footer="720" w:gutter="0"/>
       <w:cols w:space="720"/>

--- a/Entornos de desarrollo/004 Pruebas t3/Caja blanca/Pruebas de caja blanca automatizadas en Python y PHP.docx
+++ b/Entornos de desarrollo/004 Pruebas t3/Caja blanca/Pruebas de caja blanca automatizadas en Python y PHP.docx
@@ -545,25 +545,7 @@
           <w:sz w:val="20"/>
           <w:szCs w:val="20"/>
         </w:rPr>
-        <w:t xml:space="preserve">    </w:t>
-      </w:r>
-      <w:proofErr w:type="spellStart"/>
-      <w:r>
-        <w:rPr>
-          <w:rFonts w:ascii="Consolas" w:eastAsia="Consolas" w:hAnsi="Consolas" w:cs="Consolas"/>
-          <w:sz w:val="20"/>
-          <w:szCs w:val="20"/>
-        </w:rPr>
-        <w:t>return</w:t>
-      </w:r>
-      <w:proofErr w:type="spellEnd"/>
-      <w:r>
-        <w:rPr>
-          <w:rFonts w:ascii="Consolas" w:eastAsia="Consolas" w:hAnsi="Consolas" w:cs="Consolas"/>
-          <w:sz w:val="20"/>
-          <w:szCs w:val="20"/>
-        </w:rPr>
-        <w:t xml:space="preserve"> precio * 0.30</w:t>
+        <w:t xml:space="preserve">    return precio * 0.30</w:t>
       </w:r>
     </w:p>
     <w:p>
@@ -1146,34 +1128,7 @@
           <w:sz w:val="20"/>
           <w:szCs w:val="20"/>
         </w:rPr>
-        <w:t xml:space="preserve">    </w:t>
-      </w:r>
-      <w:proofErr w:type="spellStart"/>
-      <w:r>
-        <w:rPr>
-          <w:rFonts w:ascii="Consolas" w:eastAsia="Consolas" w:hAnsi="Consolas" w:cs="Consolas"/>
-          <w:sz w:val="20"/>
-          <w:szCs w:val="20"/>
-        </w:rPr>
-        <w:t>assert</w:t>
-      </w:r>
-      <w:proofErr w:type="spellEnd"/>
-      <w:r>
-        <w:rPr>
-          <w:rFonts w:ascii="Consolas" w:eastAsia="Consolas" w:hAnsi="Consolas" w:cs="Consolas"/>
-          <w:sz w:val="20"/>
-          <w:szCs w:val="20"/>
-        </w:rPr>
-        <w:t xml:space="preserve"> </w:t>
-      </w:r>
-      <w:proofErr w:type="spellStart"/>
-      <w:r>
-        <w:rPr>
-          <w:rFonts w:ascii="Consolas" w:eastAsia="Consolas" w:hAnsi="Consolas" w:cs="Consolas"/>
-          <w:sz w:val="20"/>
-          <w:szCs w:val="20"/>
-        </w:rPr>
-        <w:t>calcular_</w:t>
+        <w:t xml:space="preserve">    assert calcular_</w:t>
       </w:r>
       <w:proofErr w:type="gramStart"/>
       <w:r>
@@ -1182,16 +1137,7 @@
           <w:sz w:val="20"/>
           <w:szCs w:val="20"/>
         </w:rPr>
-        <w:t>descuento</w:t>
-      </w:r>
-      <w:proofErr w:type="spellEnd"/>
-      <w:r>
-        <w:rPr>
-          <w:rFonts w:ascii="Consolas" w:eastAsia="Consolas" w:hAnsi="Consolas" w:cs="Consolas"/>
-          <w:sz w:val="20"/>
-          <w:szCs w:val="20"/>
-        </w:rPr>
-        <w:t>(</w:t>
+        <w:t>descuento(</w:t>
       </w:r>
       <w:proofErr w:type="gramEnd"/>
       <w:r>
@@ -1890,18 +1836,8 @@
           <w:sz w:val="20"/>
           <w:szCs w:val="20"/>
         </w:rPr>
-        <w:t>&lt;?</w:t>
-      </w:r>
-      <w:proofErr w:type="spellStart"/>
-      <w:r>
-        <w:rPr>
-          <w:rFonts w:ascii="Consolas" w:eastAsia="Consolas" w:hAnsi="Consolas" w:cs="Consolas"/>
-          <w:sz w:val="20"/>
-          <w:szCs w:val="20"/>
-        </w:rPr>
-        <w:t>php</w:t>
-      </w:r>
-      <w:proofErr w:type="spellEnd"/>
+        <w:t>&lt;?php</w:t>
+      </w:r>
     </w:p>
     <w:p>
       <w:pPr>
@@ -2080,23 +2016,13 @@
         </w:rPr>
         <w:t xml:space="preserve"> </w:t>
       </w:r>
-      <w:proofErr w:type="spellStart"/>
-      <w:r>
-        <w:rPr>
-          <w:rFonts w:ascii="Consolas" w:eastAsia="Consolas" w:hAnsi="Consolas" w:cs="Consolas"/>
-          <w:sz w:val="20"/>
-          <w:szCs w:val="20"/>
-        </w:rPr>
-        <w:t>elseif</w:t>
-      </w:r>
-      <w:proofErr w:type="spellEnd"/>
-      <w:r>
-        <w:rPr>
-          <w:rFonts w:ascii="Consolas" w:eastAsia="Consolas" w:hAnsi="Consolas" w:cs="Consolas"/>
-          <w:sz w:val="20"/>
-          <w:szCs w:val="20"/>
-        </w:rPr>
-        <w:t xml:space="preserve"> ($nota &gt;= </w:t>
+      <w:r>
+        <w:rPr>
+          <w:rFonts w:ascii="Consolas" w:eastAsia="Consolas" w:hAnsi="Consolas" w:cs="Consolas"/>
+          <w:sz w:val="20"/>
+          <w:szCs w:val="20"/>
+        </w:rPr>
+        <w:t xml:space="preserve">elseif ($nota &gt;= </w:t>
       </w:r>
       <w:r>
         <w:rPr>
@@ -2156,25 +2082,7 @@
           <w:sz w:val="20"/>
           <w:szCs w:val="20"/>
         </w:rPr>
-        <w:t xml:space="preserve">        </w:t>
-      </w:r>
-      <w:proofErr w:type="spellStart"/>
-      <w:r>
-        <w:rPr>
-          <w:rFonts w:ascii="Consolas" w:eastAsia="Consolas" w:hAnsi="Consolas" w:cs="Consolas"/>
-          <w:sz w:val="20"/>
-          <w:szCs w:val="20"/>
-        </w:rPr>
-        <w:t>return</w:t>
-      </w:r>
-      <w:proofErr w:type="spellEnd"/>
-      <w:r>
-        <w:rPr>
-          <w:rFonts w:ascii="Consolas" w:eastAsia="Consolas" w:hAnsi="Consolas" w:cs="Consolas"/>
-          <w:sz w:val="20"/>
-          <w:szCs w:val="20"/>
-        </w:rPr>
-        <w:t xml:space="preserve"> "Aprobado";</w:t>
+        <w:t xml:space="preserve">        return "Aprobado";</w:t>
       </w:r>
     </w:p>
     <w:p>
@@ -2202,25 +2110,7 @@
           <w:sz w:val="20"/>
           <w:szCs w:val="20"/>
         </w:rPr>
-        <w:t xml:space="preserve">    // ERROR: este </w:t>
-      </w:r>
-      <w:proofErr w:type="spellStart"/>
-      <w:r>
-        <w:rPr>
-          <w:rFonts w:ascii="Consolas" w:eastAsia="Consolas" w:hAnsi="Consolas" w:cs="Consolas"/>
-          <w:sz w:val="20"/>
-          <w:szCs w:val="20"/>
-        </w:rPr>
-        <w:t>return</w:t>
-      </w:r>
-      <w:proofErr w:type="spellEnd"/>
-      <w:r>
-        <w:rPr>
-          <w:rFonts w:ascii="Consolas" w:eastAsia="Consolas" w:hAnsi="Consolas" w:cs="Consolas"/>
-          <w:sz w:val="20"/>
-          <w:szCs w:val="20"/>
-        </w:rPr>
-        <w:t xml:space="preserve"> nunca se </w:t>
+        <w:t xml:space="preserve">    // ERROR: este return nunca se </w:t>
       </w:r>
       <w:r>
         <w:rPr>
@@ -2335,25 +2225,7 @@
           <w:sz w:val="20"/>
           <w:szCs w:val="20"/>
         </w:rPr>
-        <w:t xml:space="preserve">    </w:t>
-      </w:r>
-      <w:proofErr w:type="spellStart"/>
-      <w:r>
-        <w:rPr>
-          <w:rFonts w:ascii="Consolas" w:eastAsia="Consolas" w:hAnsi="Consolas" w:cs="Consolas"/>
-          <w:sz w:val="20"/>
-          <w:szCs w:val="20"/>
-        </w:rPr>
-        <w:t>return</w:t>
-      </w:r>
-      <w:proofErr w:type="spellEnd"/>
-      <w:r>
-        <w:rPr>
-          <w:rFonts w:ascii="Consolas" w:eastAsia="Consolas" w:hAnsi="Consolas" w:cs="Consolas"/>
-          <w:sz w:val="20"/>
-          <w:szCs w:val="20"/>
-        </w:rPr>
-        <w:t xml:space="preserve"> "Función no ejecutada";</w:t>
+        <w:t xml:space="preserve">    return "Función no ejecutada";</w:t>
       </w:r>
       <w:r>
         <w:rPr>
@@ -2438,7 +2310,6 @@
         </w:rPr>
         <w:t xml:space="preserve">Pruebas automatizadas </w:t>
       </w:r>
-      <w:proofErr w:type="spellStart"/>
       <w:r>
         <w:rPr>
           <w:color w:val="000000" w:themeColor="text1"/>
@@ -2451,7 +2322,6 @@
         </w:rPr>
         <w:t>test.php</w:t>
       </w:r>
-      <w:proofErr w:type="spellEnd"/>
     </w:p>
     <w:p>
       <w:pPr>
@@ -2479,18 +2349,8 @@
           <w:sz w:val="20"/>
           <w:szCs w:val="20"/>
         </w:rPr>
-        <w:t>&lt;?</w:t>
-      </w:r>
-      <w:proofErr w:type="spellStart"/>
-      <w:r>
-        <w:rPr>
-          <w:rFonts w:ascii="Consolas" w:eastAsia="Consolas" w:hAnsi="Consolas" w:cs="Consolas"/>
-          <w:sz w:val="20"/>
-          <w:szCs w:val="20"/>
-        </w:rPr>
-        <w:t>php</w:t>
-      </w:r>
-      <w:proofErr w:type="spellEnd"/>
+        <w:t>&lt;?php</w:t>
+      </w:r>
     </w:p>
     <w:p>
       <w:pPr>
@@ -2508,43 +2368,7 @@
           <w:sz w:val="20"/>
           <w:szCs w:val="20"/>
         </w:rPr>
-        <w:t xml:space="preserve">use </w:t>
-      </w:r>
-      <w:proofErr w:type="spellStart"/>
-      <w:r>
-        <w:rPr>
-          <w:rFonts w:ascii="Consolas" w:eastAsia="Consolas" w:hAnsi="Consolas" w:cs="Consolas"/>
-          <w:sz w:val="20"/>
-          <w:szCs w:val="20"/>
-        </w:rPr>
-        <w:t>PHPUnit</w:t>
-      </w:r>
-      <w:proofErr w:type="spellEnd"/>
-      <w:r>
-        <w:rPr>
-          <w:rFonts w:ascii="Consolas" w:eastAsia="Consolas" w:hAnsi="Consolas" w:cs="Consolas"/>
-          <w:sz w:val="20"/>
-          <w:szCs w:val="20"/>
-        </w:rPr>
-        <w:t>\Framework\</w:t>
-      </w:r>
-      <w:proofErr w:type="spellStart"/>
-      <w:r>
-        <w:rPr>
-          <w:rFonts w:ascii="Consolas" w:eastAsia="Consolas" w:hAnsi="Consolas" w:cs="Consolas"/>
-          <w:sz w:val="20"/>
-          <w:szCs w:val="20"/>
-        </w:rPr>
-        <w:t>TestCase</w:t>
-      </w:r>
-      <w:proofErr w:type="spellEnd"/>
-      <w:r>
-        <w:rPr>
-          <w:rFonts w:ascii="Consolas" w:eastAsia="Consolas" w:hAnsi="Consolas" w:cs="Consolas"/>
-          <w:sz w:val="20"/>
-          <w:szCs w:val="20"/>
-        </w:rPr>
-        <w:t>;</w:t>
+        <w:t>use PHPUnit\Framework\TestCase;</w:t>
       </w:r>
     </w:p>
     <w:p>
@@ -2557,23 +2381,13 @@
           <w:szCs w:val="20"/>
         </w:rPr>
       </w:pPr>
-      <w:proofErr w:type="spellStart"/>
-      <w:r>
-        <w:rPr>
-          <w:rFonts w:ascii="Consolas" w:eastAsia="Consolas" w:hAnsi="Consolas" w:cs="Consolas"/>
-          <w:sz w:val="20"/>
-          <w:szCs w:val="20"/>
-        </w:rPr>
-        <w:t>require_once</w:t>
-      </w:r>
-      <w:proofErr w:type="spellEnd"/>
-      <w:r>
-        <w:rPr>
-          <w:rFonts w:ascii="Consolas" w:eastAsia="Consolas" w:hAnsi="Consolas" w:cs="Consolas"/>
-          <w:sz w:val="20"/>
-          <w:szCs w:val="20"/>
-        </w:rPr>
-        <w:t xml:space="preserve"> __DIR_</w:t>
+      <w:r>
+        <w:rPr>
+          <w:rFonts w:ascii="Consolas" w:eastAsia="Consolas" w:hAnsi="Consolas" w:cs="Consolas"/>
+          <w:sz w:val="20"/>
+          <w:szCs w:val="20"/>
+        </w:rPr>
+        <w:t>require_once __DIR_</w:t>
       </w:r>
       <w:proofErr w:type="gramStart"/>
       <w:r>
@@ -2591,43 +2405,7 @@
           <w:sz w:val="20"/>
           <w:szCs w:val="20"/>
         </w:rPr>
-        <w:t xml:space="preserve"> '/../</w:t>
-      </w:r>
-      <w:proofErr w:type="spellStart"/>
-      <w:r>
-        <w:rPr>
-          <w:rFonts w:ascii="Consolas" w:eastAsia="Consolas" w:hAnsi="Consolas" w:cs="Consolas"/>
-          <w:sz w:val="20"/>
-          <w:szCs w:val="20"/>
-        </w:rPr>
-        <w:t>src</w:t>
-      </w:r>
-      <w:proofErr w:type="spellEnd"/>
-      <w:r>
-        <w:rPr>
-          <w:rFonts w:ascii="Consolas" w:eastAsia="Consolas" w:hAnsi="Consolas" w:cs="Consolas"/>
-          <w:sz w:val="20"/>
-          <w:szCs w:val="20"/>
-        </w:rPr>
-        <w:t>/</w:t>
-      </w:r>
-      <w:proofErr w:type="spellStart"/>
-      <w:r>
-        <w:rPr>
-          <w:rFonts w:ascii="Consolas" w:eastAsia="Consolas" w:hAnsi="Consolas" w:cs="Consolas"/>
-          <w:sz w:val="20"/>
-          <w:szCs w:val="20"/>
-        </w:rPr>
-        <w:t>Nota.php</w:t>
-      </w:r>
-      <w:proofErr w:type="spellEnd"/>
-      <w:r>
-        <w:rPr>
-          <w:rFonts w:ascii="Consolas" w:eastAsia="Consolas" w:hAnsi="Consolas" w:cs="Consolas"/>
-          <w:sz w:val="20"/>
-          <w:szCs w:val="20"/>
-        </w:rPr>
-        <w:t>';</w:t>
+        <w:t xml:space="preserve"> '/../src/Nota.php';</w:t>
       </w:r>
     </w:p>
     <w:p>
@@ -2640,77 +2418,13 @@
           <w:szCs w:val="20"/>
         </w:rPr>
       </w:pPr>
-      <w:proofErr w:type="spellStart"/>
-      <w:r>
-        <w:rPr>
-          <w:rFonts w:ascii="Consolas" w:eastAsia="Consolas" w:hAnsi="Consolas" w:cs="Consolas"/>
-          <w:sz w:val="20"/>
-          <w:szCs w:val="20"/>
-        </w:rPr>
-        <w:t>class</w:t>
-      </w:r>
-      <w:proofErr w:type="spellEnd"/>
-      <w:r>
-        <w:rPr>
-          <w:rFonts w:ascii="Consolas" w:eastAsia="Consolas" w:hAnsi="Consolas" w:cs="Consolas"/>
-          <w:sz w:val="20"/>
-          <w:szCs w:val="20"/>
-        </w:rPr>
-        <w:t xml:space="preserve"> </w:t>
-      </w:r>
-      <w:proofErr w:type="spellStart"/>
-      <w:r>
-        <w:rPr>
-          <w:rFonts w:ascii="Consolas" w:eastAsia="Consolas" w:hAnsi="Consolas" w:cs="Consolas"/>
-          <w:sz w:val="20"/>
-          <w:szCs w:val="20"/>
-        </w:rPr>
-        <w:t>NotaTest</w:t>
-      </w:r>
-      <w:proofErr w:type="spellEnd"/>
-      <w:r>
-        <w:rPr>
-          <w:rFonts w:ascii="Consolas" w:eastAsia="Consolas" w:hAnsi="Consolas" w:cs="Consolas"/>
-          <w:sz w:val="20"/>
-          <w:szCs w:val="20"/>
-        </w:rPr>
-        <w:t xml:space="preserve"> </w:t>
-      </w:r>
-      <w:proofErr w:type="spellStart"/>
-      <w:r>
-        <w:rPr>
-          <w:rFonts w:ascii="Consolas" w:eastAsia="Consolas" w:hAnsi="Consolas" w:cs="Consolas"/>
-          <w:sz w:val="20"/>
-          <w:szCs w:val="20"/>
-        </w:rPr>
-        <w:t>extends</w:t>
-      </w:r>
-      <w:proofErr w:type="spellEnd"/>
-      <w:r>
-        <w:rPr>
-          <w:rFonts w:ascii="Consolas" w:eastAsia="Consolas" w:hAnsi="Consolas" w:cs="Consolas"/>
-          <w:sz w:val="20"/>
-          <w:szCs w:val="20"/>
-        </w:rPr>
-        <w:t xml:space="preserve"> </w:t>
-      </w:r>
-      <w:proofErr w:type="spellStart"/>
-      <w:r>
-        <w:rPr>
-          <w:rFonts w:ascii="Consolas" w:eastAsia="Consolas" w:hAnsi="Consolas" w:cs="Consolas"/>
-          <w:sz w:val="20"/>
-          <w:szCs w:val="20"/>
-        </w:rPr>
-        <w:t>TestCase</w:t>
-      </w:r>
-      <w:proofErr w:type="spellEnd"/>
-      <w:r>
-        <w:rPr>
-          <w:rFonts w:ascii="Consolas" w:eastAsia="Consolas" w:hAnsi="Consolas" w:cs="Consolas"/>
-          <w:sz w:val="20"/>
-          <w:szCs w:val="20"/>
-        </w:rPr>
-        <w:t xml:space="preserve"> {</w:t>
+      <w:r>
+        <w:rPr>
+          <w:rFonts w:ascii="Consolas" w:eastAsia="Consolas" w:hAnsi="Consolas" w:cs="Consolas"/>
+          <w:sz w:val="20"/>
+          <w:szCs w:val="20"/>
+        </w:rPr>
+        <w:t>class NotaTest extends TestCase {</w:t>
       </w:r>
     </w:p>
     <w:p>
@@ -2729,45 +2443,8 @@
           <w:sz w:val="20"/>
           <w:szCs w:val="20"/>
         </w:rPr>
-        <w:t xml:space="preserve">    </w:t>
-      </w:r>
-      <w:proofErr w:type="spellStart"/>
-      <w:r>
-        <w:rPr>
-          <w:rFonts w:ascii="Consolas" w:eastAsia="Consolas" w:hAnsi="Consolas" w:cs="Consolas"/>
-          <w:sz w:val="20"/>
-          <w:szCs w:val="20"/>
-        </w:rPr>
-        <w:t>public</w:t>
-      </w:r>
-      <w:proofErr w:type="spellEnd"/>
-      <w:r>
-        <w:rPr>
-          <w:rFonts w:ascii="Consolas" w:eastAsia="Consolas" w:hAnsi="Consolas" w:cs="Consolas"/>
-          <w:sz w:val="20"/>
-          <w:szCs w:val="20"/>
-        </w:rPr>
-        <w:t xml:space="preserve"> </w:t>
-      </w:r>
-      <w:proofErr w:type="spellStart"/>
-      <w:r>
-        <w:rPr>
-          <w:rFonts w:ascii="Consolas" w:eastAsia="Consolas" w:hAnsi="Consolas" w:cs="Consolas"/>
-          <w:sz w:val="20"/>
-          <w:szCs w:val="20"/>
-        </w:rPr>
-        <w:t>function</w:t>
-      </w:r>
-      <w:proofErr w:type="spellEnd"/>
-      <w:r>
-        <w:rPr>
-          <w:rFonts w:ascii="Consolas" w:eastAsia="Consolas" w:hAnsi="Consolas" w:cs="Consolas"/>
-          <w:sz w:val="20"/>
-          <w:szCs w:val="20"/>
-        </w:rPr>
-        <w:t xml:space="preserve"> </w:t>
-      </w:r>
-      <w:proofErr w:type="spellStart"/>
+        <w:t xml:space="preserve">    public function </w:t>
+      </w:r>
       <w:proofErr w:type="gramStart"/>
       <w:r>
         <w:rPr>
@@ -2775,16 +2452,7 @@
           <w:sz w:val="20"/>
           <w:szCs w:val="20"/>
         </w:rPr>
-        <w:t>testNotaNegativa</w:t>
-      </w:r>
-      <w:proofErr w:type="spellEnd"/>
-      <w:r>
-        <w:rPr>
-          <w:rFonts w:ascii="Consolas" w:eastAsia="Consolas" w:hAnsi="Consolas" w:cs="Consolas"/>
-          <w:sz w:val="20"/>
-          <w:szCs w:val="20"/>
-        </w:rPr>
-        <w:t>(</w:t>
+        <w:t>testNotaNegativa(</w:t>
       </w:r>
       <w:proofErr w:type="gramEnd"/>
       <w:r>
@@ -2812,27 +2480,8 @@
           <w:sz w:val="20"/>
           <w:szCs w:val="20"/>
         </w:rPr>
-        <w:t xml:space="preserve">        $</w:t>
-      </w:r>
-      <w:proofErr w:type="spellStart"/>
-      <w:r>
-        <w:rPr>
-          <w:rFonts w:ascii="Consolas" w:eastAsia="Consolas" w:hAnsi="Consolas" w:cs="Consolas"/>
-          <w:sz w:val="20"/>
-          <w:szCs w:val="20"/>
-        </w:rPr>
-        <w:t>this</w:t>
-      </w:r>
-      <w:proofErr w:type="spellEnd"/>
-      <w:r>
-        <w:rPr>
-          <w:rFonts w:ascii="Consolas" w:eastAsia="Consolas" w:hAnsi="Consolas" w:cs="Consolas"/>
-          <w:sz w:val="20"/>
-          <w:szCs w:val="20"/>
-        </w:rPr>
-        <w:t>-&gt;</w:t>
-      </w:r>
-      <w:proofErr w:type="spellStart"/>
+        <w:t xml:space="preserve">        $this-&gt;</w:t>
+      </w:r>
       <w:proofErr w:type="gramStart"/>
       <w:r>
         <w:rPr>
@@ -2840,16 +2489,7 @@
           <w:sz w:val="20"/>
           <w:szCs w:val="20"/>
         </w:rPr>
-        <w:t>assertEquals</w:t>
-      </w:r>
-      <w:proofErr w:type="spellEnd"/>
-      <w:r>
-        <w:rPr>
-          <w:rFonts w:ascii="Consolas" w:eastAsia="Consolas" w:hAnsi="Consolas" w:cs="Consolas"/>
-          <w:sz w:val="20"/>
-          <w:szCs w:val="20"/>
-        </w:rPr>
-        <w:t>(</w:t>
+        <w:t>assertEquals(</w:t>
       </w:r>
       <w:proofErr w:type="gramEnd"/>
       <w:r>
@@ -2860,7 +2500,6 @@
         </w:rPr>
         <w:t xml:space="preserve">"Nota no válida", </w:t>
       </w:r>
-      <w:proofErr w:type="spellStart"/>
       <w:proofErr w:type="gramStart"/>
       <w:r>
         <w:rPr>
@@ -2868,16 +2507,7 @@
           <w:sz w:val="20"/>
           <w:szCs w:val="20"/>
         </w:rPr>
-        <w:t>evaluarNota</w:t>
-      </w:r>
-      <w:proofErr w:type="spellEnd"/>
-      <w:r>
-        <w:rPr>
-          <w:rFonts w:ascii="Consolas" w:eastAsia="Consolas" w:hAnsi="Consolas" w:cs="Consolas"/>
-          <w:sz w:val="20"/>
-          <w:szCs w:val="20"/>
-        </w:rPr>
-        <w:t>(</w:t>
+        <w:t>evaluarNota(</w:t>
       </w:r>
       <w:proofErr w:type="gramEnd"/>
       <w:r>
@@ -2924,45 +2554,8 @@
           <w:sz w:val="20"/>
           <w:szCs w:val="20"/>
         </w:rPr>
-        <w:t xml:space="preserve">    </w:t>
-      </w:r>
-      <w:proofErr w:type="spellStart"/>
-      <w:r>
-        <w:rPr>
-          <w:rFonts w:ascii="Consolas" w:eastAsia="Consolas" w:hAnsi="Consolas" w:cs="Consolas"/>
-          <w:sz w:val="20"/>
-          <w:szCs w:val="20"/>
-        </w:rPr>
-        <w:t>public</w:t>
-      </w:r>
-      <w:proofErr w:type="spellEnd"/>
-      <w:r>
-        <w:rPr>
-          <w:rFonts w:ascii="Consolas" w:eastAsia="Consolas" w:hAnsi="Consolas" w:cs="Consolas"/>
-          <w:sz w:val="20"/>
-          <w:szCs w:val="20"/>
-        </w:rPr>
-        <w:t xml:space="preserve"> </w:t>
-      </w:r>
-      <w:proofErr w:type="spellStart"/>
-      <w:r>
-        <w:rPr>
-          <w:rFonts w:ascii="Consolas" w:eastAsia="Consolas" w:hAnsi="Consolas" w:cs="Consolas"/>
-          <w:sz w:val="20"/>
-          <w:szCs w:val="20"/>
-        </w:rPr>
-        <w:t>function</w:t>
-      </w:r>
-      <w:proofErr w:type="spellEnd"/>
-      <w:r>
-        <w:rPr>
-          <w:rFonts w:ascii="Consolas" w:eastAsia="Consolas" w:hAnsi="Consolas" w:cs="Consolas"/>
-          <w:sz w:val="20"/>
-          <w:szCs w:val="20"/>
-        </w:rPr>
-        <w:t xml:space="preserve"> </w:t>
-      </w:r>
-      <w:proofErr w:type="spellStart"/>
+        <w:t xml:space="preserve">    public function </w:t>
+      </w:r>
       <w:proofErr w:type="gramStart"/>
       <w:r>
         <w:rPr>
@@ -2970,16 +2563,7 @@
           <w:sz w:val="20"/>
           <w:szCs w:val="20"/>
         </w:rPr>
-        <w:t>testSobresaliente</w:t>
-      </w:r>
-      <w:proofErr w:type="spellEnd"/>
-      <w:r>
-        <w:rPr>
-          <w:rFonts w:ascii="Consolas" w:eastAsia="Consolas" w:hAnsi="Consolas" w:cs="Consolas"/>
-          <w:sz w:val="20"/>
-          <w:szCs w:val="20"/>
-        </w:rPr>
-        <w:t>(</w:t>
+        <w:t>testSobresaliente(</w:t>
       </w:r>
       <w:proofErr w:type="gramEnd"/>
       <w:r>
@@ -3007,27 +2591,8 @@
           <w:sz w:val="20"/>
           <w:szCs w:val="20"/>
         </w:rPr>
-        <w:t xml:space="preserve">        $</w:t>
-      </w:r>
-      <w:proofErr w:type="spellStart"/>
-      <w:r>
-        <w:rPr>
-          <w:rFonts w:ascii="Consolas" w:eastAsia="Consolas" w:hAnsi="Consolas" w:cs="Consolas"/>
-          <w:sz w:val="20"/>
-          <w:szCs w:val="20"/>
-        </w:rPr>
-        <w:t>this</w:t>
-      </w:r>
-      <w:proofErr w:type="spellEnd"/>
-      <w:r>
-        <w:rPr>
-          <w:rFonts w:ascii="Consolas" w:eastAsia="Consolas" w:hAnsi="Consolas" w:cs="Consolas"/>
-          <w:sz w:val="20"/>
-          <w:szCs w:val="20"/>
-        </w:rPr>
-        <w:t>-&gt;</w:t>
-      </w:r>
-      <w:proofErr w:type="spellStart"/>
+        <w:t xml:space="preserve">        $this-&gt;</w:t>
+      </w:r>
       <w:proofErr w:type="gramStart"/>
       <w:r>
         <w:rPr>
@@ -3035,16 +2600,7 @@
           <w:sz w:val="20"/>
           <w:szCs w:val="20"/>
         </w:rPr>
-        <w:t>assertEquals</w:t>
-      </w:r>
-      <w:proofErr w:type="spellEnd"/>
-      <w:r>
-        <w:rPr>
-          <w:rFonts w:ascii="Consolas" w:eastAsia="Consolas" w:hAnsi="Consolas" w:cs="Consolas"/>
-          <w:sz w:val="20"/>
-          <w:szCs w:val="20"/>
-        </w:rPr>
-        <w:t>(</w:t>
+        <w:t>assertEquals(</w:t>
       </w:r>
       <w:proofErr w:type="gramEnd"/>
       <w:r>
@@ -3055,7 +2611,6 @@
         </w:rPr>
         <w:t xml:space="preserve">"Sobresaliente", </w:t>
       </w:r>
-      <w:proofErr w:type="spellStart"/>
       <w:proofErr w:type="gramStart"/>
       <w:r>
         <w:rPr>
@@ -3063,16 +2618,7 @@
           <w:sz w:val="20"/>
           <w:szCs w:val="20"/>
         </w:rPr>
-        <w:t>evaluarNota</w:t>
-      </w:r>
-      <w:proofErr w:type="spellEnd"/>
-      <w:r>
-        <w:rPr>
-          <w:rFonts w:ascii="Consolas" w:eastAsia="Consolas" w:hAnsi="Consolas" w:cs="Consolas"/>
-          <w:sz w:val="20"/>
-          <w:szCs w:val="20"/>
-        </w:rPr>
-        <w:t>(</w:t>
+        <w:t>evaluarNota(</w:t>
       </w:r>
       <w:proofErr w:type="gramEnd"/>
       <w:r>
@@ -3119,45 +2665,8 @@
           <w:sz w:val="20"/>
           <w:szCs w:val="20"/>
         </w:rPr>
-        <w:t xml:space="preserve">    </w:t>
-      </w:r>
-      <w:proofErr w:type="spellStart"/>
-      <w:r>
-        <w:rPr>
-          <w:rFonts w:ascii="Consolas" w:eastAsia="Consolas" w:hAnsi="Consolas" w:cs="Consolas"/>
-          <w:sz w:val="20"/>
-          <w:szCs w:val="20"/>
-        </w:rPr>
-        <w:t>public</w:t>
-      </w:r>
-      <w:proofErr w:type="spellEnd"/>
-      <w:r>
-        <w:rPr>
-          <w:rFonts w:ascii="Consolas" w:eastAsia="Consolas" w:hAnsi="Consolas" w:cs="Consolas"/>
-          <w:sz w:val="20"/>
-          <w:szCs w:val="20"/>
-        </w:rPr>
-        <w:t xml:space="preserve"> </w:t>
-      </w:r>
-      <w:proofErr w:type="spellStart"/>
-      <w:r>
-        <w:rPr>
-          <w:rFonts w:ascii="Consolas" w:eastAsia="Consolas" w:hAnsi="Consolas" w:cs="Consolas"/>
-          <w:sz w:val="20"/>
-          <w:szCs w:val="20"/>
-        </w:rPr>
-        <w:t>function</w:t>
-      </w:r>
-      <w:proofErr w:type="spellEnd"/>
-      <w:r>
-        <w:rPr>
-          <w:rFonts w:ascii="Consolas" w:eastAsia="Consolas" w:hAnsi="Consolas" w:cs="Consolas"/>
-          <w:sz w:val="20"/>
-          <w:szCs w:val="20"/>
-        </w:rPr>
-        <w:t xml:space="preserve"> </w:t>
-      </w:r>
-      <w:proofErr w:type="spellStart"/>
+        <w:t xml:space="preserve">    public function </w:t>
+      </w:r>
       <w:proofErr w:type="gramStart"/>
       <w:r>
         <w:rPr>
@@ -3165,16 +2674,7 @@
           <w:sz w:val="20"/>
           <w:szCs w:val="20"/>
         </w:rPr>
-        <w:t>testNotable</w:t>
-      </w:r>
-      <w:proofErr w:type="spellEnd"/>
-      <w:r>
-        <w:rPr>
-          <w:rFonts w:ascii="Consolas" w:eastAsia="Consolas" w:hAnsi="Consolas" w:cs="Consolas"/>
-          <w:sz w:val="20"/>
-          <w:szCs w:val="20"/>
-        </w:rPr>
-        <w:t>(</w:t>
+        <w:t>testNotable(</w:t>
       </w:r>
       <w:proofErr w:type="gramEnd"/>
       <w:r>
@@ -3202,27 +2702,8 @@
           <w:sz w:val="20"/>
           <w:szCs w:val="20"/>
         </w:rPr>
-        <w:t xml:space="preserve">        $</w:t>
-      </w:r>
-      <w:proofErr w:type="spellStart"/>
-      <w:r>
-        <w:rPr>
-          <w:rFonts w:ascii="Consolas" w:eastAsia="Consolas" w:hAnsi="Consolas" w:cs="Consolas"/>
-          <w:sz w:val="20"/>
-          <w:szCs w:val="20"/>
-        </w:rPr>
-        <w:t>this</w:t>
-      </w:r>
-      <w:proofErr w:type="spellEnd"/>
-      <w:r>
-        <w:rPr>
-          <w:rFonts w:ascii="Consolas" w:eastAsia="Consolas" w:hAnsi="Consolas" w:cs="Consolas"/>
-          <w:sz w:val="20"/>
-          <w:szCs w:val="20"/>
-        </w:rPr>
-        <w:t>-&gt;</w:t>
-      </w:r>
-      <w:proofErr w:type="spellStart"/>
+        <w:t xml:space="preserve">        $this-&gt;</w:t>
+      </w:r>
       <w:proofErr w:type="gramStart"/>
       <w:r>
         <w:rPr>
@@ -3230,16 +2711,7 @@
           <w:sz w:val="20"/>
           <w:szCs w:val="20"/>
         </w:rPr>
-        <w:t>assertEquals</w:t>
-      </w:r>
-      <w:proofErr w:type="spellEnd"/>
-      <w:r>
-        <w:rPr>
-          <w:rFonts w:ascii="Consolas" w:eastAsia="Consolas" w:hAnsi="Consolas" w:cs="Consolas"/>
-          <w:sz w:val="20"/>
-          <w:szCs w:val="20"/>
-        </w:rPr>
-        <w:t>(</w:t>
+        <w:t>assertEquals(</w:t>
       </w:r>
       <w:proofErr w:type="gramEnd"/>
       <w:r>
@@ -3250,7 +2722,6 @@
         </w:rPr>
         <w:t xml:space="preserve">"Notable", </w:t>
       </w:r>
-      <w:proofErr w:type="spellStart"/>
       <w:proofErr w:type="gramStart"/>
       <w:r>
         <w:rPr>
@@ -3258,16 +2729,7 @@
           <w:sz w:val="20"/>
           <w:szCs w:val="20"/>
         </w:rPr>
-        <w:t>evaluarNota</w:t>
-      </w:r>
-      <w:proofErr w:type="spellEnd"/>
-      <w:r>
-        <w:rPr>
-          <w:rFonts w:ascii="Consolas" w:eastAsia="Consolas" w:hAnsi="Consolas" w:cs="Consolas"/>
-          <w:sz w:val="20"/>
-          <w:szCs w:val="20"/>
-        </w:rPr>
-        <w:t>(</w:t>
+        <w:t>evaluarNota(</w:t>
       </w:r>
       <w:proofErr w:type="gramEnd"/>
       <w:r>
@@ -3314,45 +2776,8 @@
           <w:sz w:val="20"/>
           <w:szCs w:val="20"/>
         </w:rPr>
-        <w:t xml:space="preserve">    </w:t>
-      </w:r>
-      <w:proofErr w:type="spellStart"/>
-      <w:r>
-        <w:rPr>
-          <w:rFonts w:ascii="Consolas" w:eastAsia="Consolas" w:hAnsi="Consolas" w:cs="Consolas"/>
-          <w:sz w:val="20"/>
-          <w:szCs w:val="20"/>
-        </w:rPr>
-        <w:t>public</w:t>
-      </w:r>
-      <w:proofErr w:type="spellEnd"/>
-      <w:r>
-        <w:rPr>
-          <w:rFonts w:ascii="Consolas" w:eastAsia="Consolas" w:hAnsi="Consolas" w:cs="Consolas"/>
-          <w:sz w:val="20"/>
-          <w:szCs w:val="20"/>
-        </w:rPr>
-        <w:t xml:space="preserve"> </w:t>
-      </w:r>
-      <w:proofErr w:type="spellStart"/>
-      <w:r>
-        <w:rPr>
-          <w:rFonts w:ascii="Consolas" w:eastAsia="Consolas" w:hAnsi="Consolas" w:cs="Consolas"/>
-          <w:sz w:val="20"/>
-          <w:szCs w:val="20"/>
-        </w:rPr>
-        <w:t>function</w:t>
-      </w:r>
-      <w:proofErr w:type="spellEnd"/>
-      <w:r>
-        <w:rPr>
-          <w:rFonts w:ascii="Consolas" w:eastAsia="Consolas" w:hAnsi="Consolas" w:cs="Consolas"/>
-          <w:sz w:val="20"/>
-          <w:szCs w:val="20"/>
-        </w:rPr>
-        <w:t xml:space="preserve"> </w:t>
-      </w:r>
-      <w:proofErr w:type="spellStart"/>
+        <w:t xml:space="preserve">    public function </w:t>
+      </w:r>
       <w:proofErr w:type="gramStart"/>
       <w:r>
         <w:rPr>
@@ -3360,16 +2785,7 @@
           <w:sz w:val="20"/>
           <w:szCs w:val="20"/>
         </w:rPr>
-        <w:t>testAprobado</w:t>
-      </w:r>
-      <w:proofErr w:type="spellEnd"/>
-      <w:r>
-        <w:rPr>
-          <w:rFonts w:ascii="Consolas" w:eastAsia="Consolas" w:hAnsi="Consolas" w:cs="Consolas"/>
-          <w:sz w:val="20"/>
-          <w:szCs w:val="20"/>
-        </w:rPr>
-        <w:t>(</w:t>
+        <w:t>testAprobado(</w:t>
       </w:r>
       <w:proofErr w:type="gramEnd"/>
       <w:r>
@@ -3397,27 +2813,8 @@
           <w:sz w:val="20"/>
           <w:szCs w:val="20"/>
         </w:rPr>
-        <w:t xml:space="preserve">        $</w:t>
-      </w:r>
-      <w:proofErr w:type="spellStart"/>
-      <w:r>
-        <w:rPr>
-          <w:rFonts w:ascii="Consolas" w:eastAsia="Consolas" w:hAnsi="Consolas" w:cs="Consolas"/>
-          <w:sz w:val="20"/>
-          <w:szCs w:val="20"/>
-        </w:rPr>
-        <w:t>this</w:t>
-      </w:r>
-      <w:proofErr w:type="spellEnd"/>
-      <w:r>
-        <w:rPr>
-          <w:rFonts w:ascii="Consolas" w:eastAsia="Consolas" w:hAnsi="Consolas" w:cs="Consolas"/>
-          <w:sz w:val="20"/>
-          <w:szCs w:val="20"/>
-        </w:rPr>
-        <w:t>-&gt;</w:t>
-      </w:r>
-      <w:proofErr w:type="spellStart"/>
+        <w:t xml:space="preserve">        $this-&gt;</w:t>
+      </w:r>
       <w:proofErr w:type="gramStart"/>
       <w:r>
         <w:rPr>
@@ -3425,16 +2822,7 @@
           <w:sz w:val="20"/>
           <w:szCs w:val="20"/>
         </w:rPr>
-        <w:t>assertEquals</w:t>
-      </w:r>
-      <w:proofErr w:type="spellEnd"/>
-      <w:r>
-        <w:rPr>
-          <w:rFonts w:ascii="Consolas" w:eastAsia="Consolas" w:hAnsi="Consolas" w:cs="Consolas"/>
-          <w:sz w:val="20"/>
-          <w:szCs w:val="20"/>
-        </w:rPr>
-        <w:t>(</w:t>
+        <w:t>assertEquals(</w:t>
       </w:r>
       <w:proofErr w:type="gramEnd"/>
       <w:r>
@@ -3445,7 +2833,6 @@
         </w:rPr>
         <w:t xml:space="preserve">"Aprobado", </w:t>
       </w:r>
-      <w:proofErr w:type="spellStart"/>
       <w:proofErr w:type="gramStart"/>
       <w:r>
         <w:rPr>
@@ -3453,16 +2840,7 @@
           <w:sz w:val="20"/>
           <w:szCs w:val="20"/>
         </w:rPr>
-        <w:t>evaluarNota</w:t>
-      </w:r>
-      <w:proofErr w:type="spellEnd"/>
-      <w:r>
-        <w:rPr>
-          <w:rFonts w:ascii="Consolas" w:eastAsia="Consolas" w:hAnsi="Consolas" w:cs="Consolas"/>
-          <w:sz w:val="20"/>
-          <w:szCs w:val="20"/>
-        </w:rPr>
-        <w:t>(</w:t>
+        <w:t>evaluarNota(</w:t>
       </w:r>
       <w:proofErr w:type="gramEnd"/>
       <w:r>
@@ -3509,45 +2887,8 @@
           <w:sz w:val="20"/>
           <w:szCs w:val="20"/>
         </w:rPr>
-        <w:t xml:space="preserve">    </w:t>
-      </w:r>
-      <w:proofErr w:type="spellStart"/>
-      <w:r>
-        <w:rPr>
-          <w:rFonts w:ascii="Consolas" w:eastAsia="Consolas" w:hAnsi="Consolas" w:cs="Consolas"/>
-          <w:sz w:val="20"/>
-          <w:szCs w:val="20"/>
-        </w:rPr>
-        <w:t>public</w:t>
-      </w:r>
-      <w:proofErr w:type="spellEnd"/>
-      <w:r>
-        <w:rPr>
-          <w:rFonts w:ascii="Consolas" w:eastAsia="Consolas" w:hAnsi="Consolas" w:cs="Consolas"/>
-          <w:sz w:val="20"/>
-          <w:szCs w:val="20"/>
-        </w:rPr>
-        <w:t xml:space="preserve"> </w:t>
-      </w:r>
-      <w:proofErr w:type="spellStart"/>
-      <w:r>
-        <w:rPr>
-          <w:rFonts w:ascii="Consolas" w:eastAsia="Consolas" w:hAnsi="Consolas" w:cs="Consolas"/>
-          <w:sz w:val="20"/>
-          <w:szCs w:val="20"/>
-        </w:rPr>
-        <w:t>function</w:t>
-      </w:r>
-      <w:proofErr w:type="spellEnd"/>
-      <w:r>
-        <w:rPr>
-          <w:rFonts w:ascii="Consolas" w:eastAsia="Consolas" w:hAnsi="Consolas" w:cs="Consolas"/>
-          <w:sz w:val="20"/>
-          <w:szCs w:val="20"/>
-        </w:rPr>
-        <w:t xml:space="preserve"> </w:t>
-      </w:r>
-      <w:proofErr w:type="spellStart"/>
+        <w:t xml:space="preserve">    public function </w:t>
+      </w:r>
       <w:proofErr w:type="gramStart"/>
       <w:r>
         <w:rPr>
@@ -3555,16 +2896,7 @@
           <w:sz w:val="20"/>
           <w:szCs w:val="20"/>
         </w:rPr>
-        <w:t>testSuspenso</w:t>
-      </w:r>
-      <w:proofErr w:type="spellEnd"/>
-      <w:r>
-        <w:rPr>
-          <w:rFonts w:ascii="Consolas" w:eastAsia="Consolas" w:hAnsi="Consolas" w:cs="Consolas"/>
-          <w:sz w:val="20"/>
-          <w:szCs w:val="20"/>
-        </w:rPr>
-        <w:t>(</w:t>
+        <w:t>testSuspenso(</w:t>
       </w:r>
       <w:proofErr w:type="gramEnd"/>
       <w:r>
@@ -3630,27 +2962,8 @@
           <w:sz w:val="20"/>
           <w:szCs w:val="20"/>
         </w:rPr>
-        <w:t xml:space="preserve">        $</w:t>
-      </w:r>
-      <w:proofErr w:type="spellStart"/>
-      <w:r>
-        <w:rPr>
-          <w:rFonts w:ascii="Consolas" w:eastAsia="Consolas" w:hAnsi="Consolas" w:cs="Consolas"/>
-          <w:sz w:val="20"/>
-          <w:szCs w:val="20"/>
-        </w:rPr>
-        <w:t>this</w:t>
-      </w:r>
-      <w:proofErr w:type="spellEnd"/>
-      <w:r>
-        <w:rPr>
-          <w:rFonts w:ascii="Consolas" w:eastAsia="Consolas" w:hAnsi="Consolas" w:cs="Consolas"/>
-          <w:sz w:val="20"/>
-          <w:szCs w:val="20"/>
-        </w:rPr>
-        <w:t>-&gt;</w:t>
-      </w:r>
-      <w:proofErr w:type="spellStart"/>
+        <w:t xml:space="preserve">        $this-&gt;</w:t>
+      </w:r>
       <w:proofErr w:type="gramStart"/>
       <w:r>
         <w:rPr>
@@ -3658,16 +2971,7 @@
           <w:sz w:val="20"/>
           <w:szCs w:val="20"/>
         </w:rPr>
-        <w:t>assertEquals</w:t>
-      </w:r>
-      <w:proofErr w:type="spellEnd"/>
-      <w:r>
-        <w:rPr>
-          <w:rFonts w:ascii="Consolas" w:eastAsia="Consolas" w:hAnsi="Consolas" w:cs="Consolas"/>
-          <w:sz w:val="20"/>
-          <w:szCs w:val="20"/>
-        </w:rPr>
-        <w:t>(</w:t>
+        <w:t>assertEquals(</w:t>
       </w:r>
       <w:proofErr w:type="gramEnd"/>
       <w:r>
@@ -3678,7 +2982,6 @@
         </w:rPr>
         <w:t xml:space="preserve">"Suspenso", </w:t>
       </w:r>
-      <w:proofErr w:type="spellStart"/>
       <w:proofErr w:type="gramStart"/>
       <w:r>
         <w:rPr>
@@ -3686,16 +2989,7 @@
           <w:sz w:val="20"/>
           <w:szCs w:val="20"/>
         </w:rPr>
-        <w:t>evaluarNota</w:t>
-      </w:r>
-      <w:proofErr w:type="spellEnd"/>
-      <w:r>
-        <w:rPr>
-          <w:rFonts w:ascii="Consolas" w:eastAsia="Consolas" w:hAnsi="Consolas" w:cs="Consolas"/>
-          <w:sz w:val="20"/>
-          <w:szCs w:val="20"/>
-        </w:rPr>
-        <w:t>(</w:t>
+        <w:t>evaluarNota(</w:t>
       </w:r>
       <w:proofErr w:type="gramEnd"/>
       <w:r>
@@ -3839,7 +3133,6 @@
         </w:rPr>
         <w:t>Ejecutamos </w:t>
       </w:r>
-      <w:proofErr w:type="spellStart"/>
       <w:r>
         <w:rPr>
           <w:rFonts w:ascii="Consolas" w:eastAsia="Consolas" w:hAnsi="Consolas" w:cs="Consolas"/>
@@ -3847,49 +3140,8 @@
           <w:szCs w:val="20"/>
           <w:lang w:eastAsia="en-US"/>
         </w:rPr>
-        <w:t>vendor</w:t>
-      </w:r>
-      <w:proofErr w:type="spellEnd"/>
-      <w:r>
-        <w:rPr>
-          <w:rFonts w:ascii="Consolas" w:eastAsia="Consolas" w:hAnsi="Consolas" w:cs="Consolas"/>
-          <w:sz w:val="20"/>
-          <w:szCs w:val="20"/>
-          <w:lang w:eastAsia="en-US"/>
-        </w:rPr>
-        <w:t>/</w:t>
-      </w:r>
-      <w:proofErr w:type="spellStart"/>
-      <w:r>
-        <w:rPr>
-          <w:rFonts w:ascii="Consolas" w:eastAsia="Consolas" w:hAnsi="Consolas" w:cs="Consolas"/>
-          <w:sz w:val="20"/>
-          <w:szCs w:val="20"/>
-          <w:lang w:eastAsia="en-US"/>
-        </w:rPr>
-        <w:t>bin</w:t>
-      </w:r>
-      <w:proofErr w:type="spellEnd"/>
-      <w:r>
-        <w:rPr>
-          <w:rFonts w:ascii="Consolas" w:eastAsia="Consolas" w:hAnsi="Consolas" w:cs="Consolas"/>
-          <w:sz w:val="20"/>
-          <w:szCs w:val="20"/>
-          <w:lang w:eastAsia="en-US"/>
-        </w:rPr>
-        <w:t>/</w:t>
-      </w:r>
-      <w:proofErr w:type="spellStart"/>
-      <w:r>
-        <w:rPr>
-          <w:rFonts w:ascii="Consolas" w:eastAsia="Consolas" w:hAnsi="Consolas" w:cs="Consolas"/>
-          <w:sz w:val="20"/>
-          <w:szCs w:val="20"/>
-          <w:lang w:eastAsia="en-US"/>
-        </w:rPr>
-        <w:t>phpunit</w:t>
-      </w:r>
-      <w:proofErr w:type="spellEnd"/>
+        <w:t>vendor/bin/phpunit</w:t>
+      </w:r>
       <w:r>
         <w:rPr>
           <w:rStyle w:val="eop"/>
@@ -3957,7 +3209,6 @@
           <w:szCs w:val="18"/>
         </w:rPr>
       </w:pPr>
-      <w:proofErr w:type="spellStart"/>
       <w:proofErr w:type="gramStart"/>
       <w:r>
         <w:rPr>
@@ -3967,9 +3218,9 @@
           <w:szCs w:val="20"/>
           <w:lang w:val="en-US"/>
         </w:rPr>
-        <w:t>NotaTest</w:t>
-      </w:r>
-      <w:proofErr w:type="spellEnd"/>
+        <w:t>NotaTest::</w:t>
+      </w:r>
+      <w:proofErr w:type="gramEnd"/>
       <w:r>
         <w:rPr>
           <w:rStyle w:val="normaltextrun"/>
@@ -3978,30 +3229,7 @@
           <w:szCs w:val="20"/>
           <w:lang w:val="en-US"/>
         </w:rPr>
-        <w:t>::</w:t>
-      </w:r>
-      <w:proofErr w:type="spellStart"/>
-      <w:proofErr w:type="gramEnd"/>
-      <w:r>
-        <w:rPr>
-          <w:rStyle w:val="normaltextrun"/>
-          <w:rFonts w:ascii="Consolas" w:hAnsi="Consolas" w:cs="Segoe UI"/>
-          <w:sz w:val="20"/>
-          <w:szCs w:val="20"/>
-          <w:lang w:val="en-US"/>
-        </w:rPr>
-        <w:t>testSuspenso</w:t>
-      </w:r>
-      <w:proofErr w:type="spellEnd"/>
-      <w:r>
-        <w:rPr>
-          <w:rStyle w:val="normaltextrun"/>
-          <w:rFonts w:ascii="Consolas" w:hAnsi="Consolas" w:cs="Segoe UI"/>
-          <w:sz w:val="20"/>
-          <w:szCs w:val="20"/>
-          <w:lang w:val="en-US"/>
-        </w:rPr>
-        <w:t> </w:t>
+        <w:t>testSuspenso </w:t>
       </w:r>
       <w:r>
         <w:rPr>
@@ -4033,51 +3261,7 @@
           <w:szCs w:val="20"/>
           <w:lang w:val="en-US"/>
         </w:rPr>
-        <w:t>Failed asserting that '</w:t>
-      </w:r>
-      <w:proofErr w:type="spellStart"/>
-      <w:r>
-        <w:rPr>
-          <w:rStyle w:val="normaltextrun"/>
-          <w:rFonts w:ascii="Consolas" w:hAnsi="Consolas" w:cs="Segoe UI"/>
-          <w:sz w:val="20"/>
-          <w:szCs w:val="20"/>
-          <w:lang w:val="en-US"/>
-        </w:rPr>
-        <w:t>Aprobado</w:t>
-      </w:r>
-      <w:proofErr w:type="spellEnd"/>
-      <w:r>
-        <w:rPr>
-          <w:rStyle w:val="normaltextrun"/>
-          <w:rFonts w:ascii="Consolas" w:hAnsi="Consolas" w:cs="Segoe UI"/>
-          <w:sz w:val="20"/>
-          <w:szCs w:val="20"/>
-          <w:lang w:val="en-US"/>
-        </w:rPr>
-        <w:t>' matches expected '</w:t>
-      </w:r>
-      <w:proofErr w:type="spellStart"/>
-      <w:r>
-        <w:rPr>
-          <w:rStyle w:val="normaltextrun"/>
-          <w:rFonts w:ascii="Consolas" w:hAnsi="Consolas" w:cs="Segoe UI"/>
-          <w:sz w:val="20"/>
-          <w:szCs w:val="20"/>
-          <w:lang w:val="en-US"/>
-        </w:rPr>
-        <w:t>Suspenso</w:t>
-      </w:r>
-      <w:proofErr w:type="spellEnd"/>
-      <w:r>
-        <w:rPr>
-          <w:rStyle w:val="normaltextrun"/>
-          <w:rFonts w:ascii="Consolas" w:hAnsi="Consolas" w:cs="Segoe UI"/>
-          <w:sz w:val="20"/>
-          <w:szCs w:val="20"/>
-          <w:lang w:val="en-US"/>
-        </w:rPr>
-        <w:t>'.</w:t>
+        <w:t>Failed asserting that 'Aprobado' matches expected 'Suspenso'.</w:t>
       </w:r>
       <w:r>
         <w:rPr>
@@ -4218,6 +3402,148 @@
     </w:p>
     <w:p>
       <w:pPr>
+        <w:rPr>
+          <w:color w:val="000000" w:themeColor="text1"/>
+          <w:sz w:val="20"/>
+          <w:szCs w:val="20"/>
+        </w:rPr>
+      </w:pPr>
+      <w:r>
+        <w:rPr>
+          <w:color w:val="000000" w:themeColor="text1"/>
+          <w:sz w:val="20"/>
+          <w:szCs w:val="20"/>
+        </w:rPr>
+        <w:t>Python</w:t>
+      </w:r>
+    </w:p>
+    <w:p>
+      <w:pPr>
+        <w:rPr>
+          <w:color w:val="000000" w:themeColor="text1"/>
+          <w:sz w:val="20"/>
+          <w:szCs w:val="20"/>
+        </w:rPr>
+      </w:pPr>
+      <w:r>
+        <w:rPr>
+          <w:color w:val="000000" w:themeColor="text1"/>
+          <w:sz w:val="20"/>
+          <w:szCs w:val="20"/>
+        </w:rPr>
+        <w:t xml:space="preserve">Las condiciones </w:t>
+      </w:r>
+      <w:proofErr w:type="gramStart"/>
+      <w:r>
+        <w:rPr>
+          <w:color w:val="000000" w:themeColor="text1"/>
+          <w:sz w:val="20"/>
+          <w:szCs w:val="20"/>
+        </w:rPr>
+        <w:t>de  precio</w:t>
+      </w:r>
+      <w:proofErr w:type="gramEnd"/>
+      <w:r>
+        <w:rPr>
+          <w:color w:val="000000" w:themeColor="text1"/>
+          <w:sz w:val="20"/>
+          <w:szCs w:val="20"/>
+        </w:rPr>
+        <w:t xml:space="preserve">_final &gt; 500 nunca ocurrirá por lo que no se cubre con </w:t>
+      </w:r>
+      <w:r>
+        <w:rPr>
+          <w:color w:val="000000" w:themeColor="text1"/>
+          <w:sz w:val="20"/>
+          <w:szCs w:val="20"/>
+        </w:rPr>
+        <w:t>las pruebas</w:t>
+      </w:r>
+      <w:r>
+        <w:rPr>
+          <w:color w:val="000000" w:themeColor="text1"/>
+          <w:sz w:val="20"/>
+          <w:szCs w:val="20"/>
+        </w:rPr>
+        <w:t>.</w:t>
+      </w:r>
+      <w:r>
+        <w:rPr>
+          <w:color w:val="000000" w:themeColor="text1"/>
+          <w:sz w:val="20"/>
+          <w:szCs w:val="20"/>
+        </w:rPr>
+        <w:t xml:space="preserve"> Y la función de descuento_especial no se prueba</w:t>
+      </w:r>
+    </w:p>
+    <w:p>
+      <w:pPr>
+        <w:rPr>
+          <w:color w:val="000000" w:themeColor="text1"/>
+          <w:sz w:val="20"/>
+          <w:szCs w:val="20"/>
+        </w:rPr>
+      </w:pPr>
+      <w:r>
+        <w:rPr>
+          <w:color w:val="000000" w:themeColor="text1"/>
+          <w:sz w:val="20"/>
+          <w:szCs w:val="20"/>
+        </w:rPr>
+        <w:t>PHP</w:t>
+      </w:r>
+    </w:p>
+    <w:p>
+      <w:pPr>
+        <w:rPr>
+          <w:color w:val="000000" w:themeColor="text1"/>
+          <w:sz w:val="20"/>
+          <w:szCs w:val="20"/>
+        </w:rPr>
+      </w:pPr>
+      <w:r>
+        <w:rPr>
+          <w:color w:val="000000" w:themeColor="text1"/>
+          <w:sz w:val="20"/>
+          <w:szCs w:val="20"/>
+        </w:rPr>
+        <w:t xml:space="preserve">En la prueba de nota = 3 devuelve “Aprobado” cuando </w:t>
+      </w:r>
+      <w:r>
+        <w:rPr>
+          <w:color w:val="000000" w:themeColor="text1"/>
+          <w:sz w:val="20"/>
+          <w:szCs w:val="20"/>
+        </w:rPr>
+        <w:t>la prueba</w:t>
+      </w:r>
+      <w:r>
+        <w:rPr>
+          <w:color w:val="000000" w:themeColor="text1"/>
+          <w:sz w:val="20"/>
+          <w:szCs w:val="20"/>
+        </w:rPr>
+        <w:t xml:space="preserve"> espera “Suspenso”. Por otro </w:t>
+      </w:r>
+      <w:r>
+        <w:rPr>
+          <w:color w:val="000000" w:themeColor="text1"/>
+          <w:sz w:val="20"/>
+          <w:szCs w:val="20"/>
+        </w:rPr>
+        <w:t>lado,</w:t>
+      </w:r>
+      <w:r>
+        <w:rPr>
+          <w:color w:val="000000" w:themeColor="text1"/>
+          <w:sz w:val="20"/>
+          <w:szCs w:val="20"/>
+        </w:rPr>
+        <w:t xml:space="preserve"> la condición de suspenso nunca se prueba.</w:t>
+      </w:r>
+    </w:p>
+    <w:p>
+      <w:pPr>
         <w:pStyle w:val="Prrafodelista"/>
         <w:numPr>
           <w:ilvl w:val="0"/>
@@ -4240,6 +3566,111 @@
     </w:p>
     <w:p>
       <w:pPr>
+        <w:rPr>
+          <w:color w:val="000000" w:themeColor="text1"/>
+          <w:sz w:val="20"/>
+          <w:szCs w:val="20"/>
+        </w:rPr>
+      </w:pPr>
+      <w:r>
+        <w:rPr>
+          <w:color w:val="000000" w:themeColor="text1"/>
+          <w:sz w:val="20"/>
+          <w:szCs w:val="20"/>
+        </w:rPr>
+        <w:t>Python</w:t>
+      </w:r>
+    </w:p>
+    <w:p>
+      <w:pPr>
+        <w:rPr>
+          <w:color w:val="000000" w:themeColor="text1"/>
+          <w:sz w:val="20"/>
+          <w:szCs w:val="20"/>
+        </w:rPr>
+      </w:pPr>
+      <w:r>
+        <w:rPr>
+          <w:color w:val="000000" w:themeColor="text1"/>
+          <w:sz w:val="20"/>
+          <w:szCs w:val="20"/>
+        </w:rPr>
+        <w:t xml:space="preserve">Se debería de definir claramente cuando se aplica el descuento de 50€, añadir </w:t>
+      </w:r>
+      <w:proofErr w:type="gramStart"/>
+      <w:r>
+        <w:rPr>
+          <w:color w:val="000000" w:themeColor="text1"/>
+          <w:sz w:val="20"/>
+          <w:szCs w:val="20"/>
+        </w:rPr>
+        <w:t>un test</w:t>
+      </w:r>
+      <w:proofErr w:type="gramEnd"/>
+      <w:r>
+        <w:rPr>
+          <w:color w:val="000000" w:themeColor="text1"/>
+          <w:sz w:val="20"/>
+          <w:szCs w:val="20"/>
+        </w:rPr>
+        <w:t xml:space="preserve"> que cubra el precio_final &gt; 50€, y añadir </w:t>
+      </w:r>
+      <w:proofErr w:type="gramStart"/>
+      <w:r>
+        <w:rPr>
+          <w:color w:val="000000" w:themeColor="text1"/>
+          <w:sz w:val="20"/>
+          <w:szCs w:val="20"/>
+        </w:rPr>
+        <w:t>un test</w:t>
+      </w:r>
+      <w:proofErr w:type="gramEnd"/>
+      <w:r>
+        <w:rPr>
+          <w:color w:val="000000" w:themeColor="text1"/>
+          <w:sz w:val="20"/>
+          <w:szCs w:val="20"/>
+        </w:rPr>
+        <w:t xml:space="preserve"> que pruebe el descuento especial o eliminarla.</w:t>
+      </w:r>
+    </w:p>
+    <w:p>
+      <w:pPr>
+        <w:rPr>
+          <w:color w:val="000000" w:themeColor="text1"/>
+          <w:sz w:val="20"/>
+          <w:szCs w:val="20"/>
+        </w:rPr>
+      </w:pPr>
+      <w:r>
+        <w:rPr>
+          <w:color w:val="000000" w:themeColor="text1"/>
+          <w:sz w:val="20"/>
+          <w:szCs w:val="20"/>
+        </w:rPr>
+        <w:t>PHP</w:t>
+      </w:r>
+    </w:p>
+    <w:p>
+      <w:pPr>
+        <w:rPr>
+          <w:color w:val="000000" w:themeColor="text1"/>
+          <w:sz w:val="20"/>
+          <w:szCs w:val="20"/>
+          <w:u w:val="single"/>
+        </w:rPr>
+      </w:pPr>
+      <w:r>
+        <w:rPr>
+          <w:color w:val="000000" w:themeColor="text1"/>
+          <w:sz w:val="20"/>
+          <w:szCs w:val="20"/>
+        </w:rPr>
+        <w:t>Deberíamos eliminar el mensaje extra que no aporta nada y asegurarnos que se comprueban los rangos faltantes de notas y que devuelven lo que se debe.</w:t>
+      </w:r>
+    </w:p>
+    <w:p>
+      <w:pPr>
         <w:pStyle w:val="Prrafodelista"/>
         <w:numPr>
           <w:ilvl w:val="0"/>
@@ -4257,18 +3688,26 @@
           <w:sz w:val="20"/>
           <w:szCs w:val="20"/>
         </w:rPr>
-        <w:t xml:space="preserve">Modificar el código y/o los </w:t>
-      </w:r>
-      <w:proofErr w:type="spellStart"/>
-      <w:r>
-        <w:rPr>
-          <w:color w:val="000000" w:themeColor="text1"/>
-          <w:sz w:val="20"/>
-          <w:szCs w:val="20"/>
-        </w:rPr>
-        <w:t>tests</w:t>
-      </w:r>
-      <w:proofErr w:type="spellEnd"/>
+        <w:t xml:space="preserve">Modificar el código y/o </w:t>
+      </w:r>
+      <w:proofErr w:type="gramStart"/>
+      <w:r>
+        <w:rPr>
+          <w:color w:val="000000" w:themeColor="text1"/>
+          <w:sz w:val="20"/>
+          <w:szCs w:val="20"/>
+        </w:rPr>
+        <w:t xml:space="preserve">los </w:t>
+      </w:r>
+      <w:r>
+        <w:rPr>
+          <w:color w:val="000000" w:themeColor="text1"/>
+          <w:sz w:val="20"/>
+          <w:szCs w:val="20"/>
+        </w:rPr>
+        <w:t>test</w:t>
+      </w:r>
+      <w:proofErr w:type="gramEnd"/>
       <w:r>
         <w:rPr>
           <w:color w:val="000000" w:themeColor="text1"/>
@@ -4377,10 +3816,10 @@
           <w:szCs w:val="20"/>
         </w:rPr>
         <w:drawing>
-          <wp:inline distT="0" distB="0" distL="0" distR="0" wp14:anchorId="09FFBF96" wp14:editId="51EA8B8F">
-            <wp:extent cx="5731510" cy="1757045"/>
-            <wp:effectExtent l="0" t="0" r="2540" b="0"/>
-            <wp:docPr id="686840359" name="Imagen 4" descr="Interfaz de usuario gráfica, Texto&#10;&#10;El contenido generado por IA puede ser incorrecto."/>
+          <wp:inline distT="0" distB="0" distL="0" distR="0" wp14:anchorId="7FFD70E0" wp14:editId="70098413">
+            <wp:extent cx="5731510" cy="1537970"/>
+            <wp:effectExtent l="0" t="0" r="2540" b="5080"/>
+            <wp:docPr id="173862970" name="Imagen 9" descr="Texto&#10;&#10;El contenido generado por IA puede ser incorrecto."/>
             <wp:cNvGraphicFramePr>
               <a:graphicFrameLocks xmlns:a="http://schemas.openxmlformats.org/drawingml/2006/main" noChangeAspect="1"/>
             </wp:cNvGraphicFramePr>
@@ -4388,7 +3827,7 @@
               <a:graphicData uri="http://schemas.openxmlformats.org/drawingml/2006/picture">
                 <pic:pic xmlns:pic="http://schemas.openxmlformats.org/drawingml/2006/picture">
                   <pic:nvPicPr>
-                    <pic:cNvPr id="686840359" name="Imagen 4" descr="Interfaz de usuario gráfica, Texto&#10;&#10;El contenido generado por IA puede ser incorrecto."/>
+                    <pic:cNvPr id="173862970" name="Imagen 9" descr="Texto&#10;&#10;El contenido generado por IA puede ser incorrecto."/>
                     <pic:cNvPicPr/>
                   </pic:nvPicPr>
                   <pic:blipFill>
@@ -4406,7 +3845,7 @@
                   <pic:spPr>
                     <a:xfrm>
                       <a:off x="0" y="0"/>
-                      <a:ext cx="5731510" cy="1757045"/>
+                      <a:ext cx="5731510" cy="1537970"/>
                     </a:xfrm>
                     <a:prstGeom prst="rect">
                       <a:avLst/>
@@ -4444,24 +3883,6 @@
           <w:szCs w:val="20"/>
         </w:rPr>
       </w:pPr>
-    </w:p>
-    <w:p>
-      <w:pPr>
-        <w:rPr>
-          <w:color w:val="000000" w:themeColor="text1"/>
-          <w:sz w:val="20"/>
-          <w:szCs w:val="20"/>
-        </w:rPr>
-      </w:pPr>
-    </w:p>
-    <w:p>
-      <w:pPr>
-        <w:rPr>
-          <w:color w:val="000000" w:themeColor="text1"/>
-          <w:sz w:val="20"/>
-          <w:szCs w:val="20"/>
-        </w:rPr>
-      </w:pPr>
       <w:r>
         <w:rPr>
           <w:color w:val="000000" w:themeColor="text1"/>
@@ -4494,11 +3915,12 @@
           <w:sz w:val="20"/>
           <w:szCs w:val="20"/>
         </w:rPr>
+        <w:lastRenderedPageBreak/>
         <w:drawing>
-          <wp:inline distT="0" distB="0" distL="0" distR="0" wp14:anchorId="27A0A1A1" wp14:editId="5B6BCED4">
-            <wp:extent cx="5731510" cy="2479675"/>
-            <wp:effectExtent l="0" t="0" r="2540" b="0"/>
-            <wp:docPr id="1732301047" name="Imagen 6" descr="Texto&#10;&#10;El contenido generado por IA puede ser incorrecto."/>
+          <wp:inline distT="0" distB="0" distL="0" distR="0" wp14:anchorId="64A2BD4A" wp14:editId="0F4548E0">
+            <wp:extent cx="5731510" cy="1767840"/>
+            <wp:effectExtent l="0" t="0" r="2540" b="3810"/>
+            <wp:docPr id="576847707" name="Imagen 8" descr="Interfaz de usuario gráfica, Texto&#10;&#10;El contenido generado por IA puede ser incorrecto."/>
             <wp:cNvGraphicFramePr>
               <a:graphicFrameLocks xmlns:a="http://schemas.openxmlformats.org/drawingml/2006/main" noChangeAspect="1"/>
             </wp:cNvGraphicFramePr>
@@ -4506,7 +3928,7 @@
               <a:graphicData uri="http://schemas.openxmlformats.org/drawingml/2006/picture">
                 <pic:pic xmlns:pic="http://schemas.openxmlformats.org/drawingml/2006/picture">
                   <pic:nvPicPr>
-                    <pic:cNvPr id="1732301047" name="Imagen 6" descr="Texto&#10;&#10;El contenido generado por IA puede ser incorrecto."/>
+                    <pic:cNvPr id="576847707" name="Imagen 8" descr="Interfaz de usuario gráfica, Texto&#10;&#10;El contenido generado por IA puede ser incorrecto."/>
                     <pic:cNvPicPr/>
                   </pic:nvPicPr>
                   <pic:blipFill>
@@ -4524,7 +3946,7 @@
                   <pic:spPr>
                     <a:xfrm>
                       <a:off x="0" y="0"/>
-                      <a:ext cx="5731510" cy="2479675"/>
+                      <a:ext cx="5731510" cy="1767840"/>
                     </a:xfrm>
                     <a:prstGeom prst="rect">
                       <a:avLst/>
@@ -4552,44 +3974,7 @@
           <w:sz w:val="20"/>
           <w:szCs w:val="20"/>
         </w:rPr>
-        <w:lastRenderedPageBreak/>
-        <w:t xml:space="preserve">Cambiando los valores que devuelve el </w:t>
-      </w:r>
-      <w:proofErr w:type="spellStart"/>
-      <w:r>
-        <w:rPr>
-          <w:color w:val="000000" w:themeColor="text1"/>
-          <w:sz w:val="20"/>
-          <w:szCs w:val="20"/>
-        </w:rPr>
-        <w:t>elif</w:t>
-      </w:r>
-      <w:proofErr w:type="spellEnd"/>
-      <w:r>
-        <w:rPr>
-          <w:color w:val="000000" w:themeColor="text1"/>
-          <w:sz w:val="20"/>
-          <w:szCs w:val="20"/>
-        </w:rPr>
-        <w:t xml:space="preserve"> de la nota tres añadiendo una comprobación para el </w:t>
-      </w:r>
-      <w:proofErr w:type="spellStart"/>
-      <w:r>
-        <w:rPr>
-          <w:color w:val="000000" w:themeColor="text1"/>
-          <w:sz w:val="20"/>
-          <w:szCs w:val="20"/>
-        </w:rPr>
-        <w:t>else</w:t>
-      </w:r>
-      <w:proofErr w:type="spellEnd"/>
-      <w:r>
-        <w:rPr>
-          <w:color w:val="000000" w:themeColor="text1"/>
-          <w:sz w:val="20"/>
-          <w:szCs w:val="20"/>
-        </w:rPr>
-        <w:t xml:space="preserve"> probamos todas las posibilidades y arreglamos el código. Además, podemos eliminar la función que no hace nada para reducir el código.</w:t>
+        <w:t>Cambiando los valores que devuelve el elif de la nota tres añadiendo una comprobación para el else probamos todas las posibilidades y arreglamos el código. Además, podemos eliminar la función que no hace nada para reducir el código.</w:t>
       </w:r>
     </w:p>
     <w:p>
@@ -4601,6 +3986,72 @@
           <w:u w:val="single"/>
         </w:rPr>
       </w:pPr>
+    </w:p>
+    <w:p>
+      <w:pPr>
+        <w:pStyle w:val="Prrafodelista"/>
+        <w:numPr>
+          <w:ilvl w:val="0"/>
+          <w:numId w:val="9"/>
+        </w:numPr>
+        <w:rPr>
+          <w:color w:val="000000" w:themeColor="text1"/>
+          <w:sz w:val="20"/>
+          <w:szCs w:val="20"/>
+        </w:rPr>
+      </w:pPr>
+      <w:r>
+        <w:rPr>
+          <w:color w:val="000000" w:themeColor="text1"/>
+          <w:sz w:val="20"/>
+          <w:szCs w:val="20"/>
+        </w:rPr>
+        <w:t>Ejecutar nuevamente las pruebas automatizadas y comprobar que:</w:t>
+      </w:r>
+    </w:p>
+    <w:p>
+      <w:pPr>
+        <w:pStyle w:val="Prrafodelista"/>
+        <w:numPr>
+          <w:ilvl w:val="1"/>
+          <w:numId w:val="9"/>
+        </w:numPr>
+        <w:rPr>
+          <w:color w:val="000000" w:themeColor="text1"/>
+          <w:sz w:val="20"/>
+          <w:szCs w:val="20"/>
+        </w:rPr>
+      </w:pPr>
+      <w:r>
+        <w:rPr>
+          <w:color w:val="000000" w:themeColor="text1"/>
+          <w:sz w:val="20"/>
+          <w:szCs w:val="20"/>
+        </w:rPr>
+        <w:t>Todas las pruebas pasan correctamente.</w:t>
+      </w:r>
+    </w:p>
+    <w:p>
+      <w:pPr>
+        <w:pStyle w:val="Prrafodelista"/>
+        <w:numPr>
+          <w:ilvl w:val="1"/>
+          <w:numId w:val="9"/>
+        </w:numPr>
+        <w:rPr>
+          <w:color w:val="000000" w:themeColor="text1"/>
+          <w:sz w:val="20"/>
+          <w:szCs w:val="20"/>
+        </w:rPr>
+      </w:pPr>
+      <w:r>
+        <w:rPr>
+          <w:color w:val="000000" w:themeColor="text1"/>
+          <w:sz w:val="20"/>
+          <w:szCs w:val="20"/>
+        </w:rPr>
+        <w:t>Se mantiene el comportamiento funcional del programa.</w:t>
+      </w:r>
       <w:r>
         <w:rPr>
           <w:noProof/>
@@ -4609,8 +4060,23 @@
           <w:szCs w:val="20"/>
           <w:u w:val="single"/>
         </w:rPr>
+        <w:t xml:space="preserve"> </w:t>
+      </w:r>
+    </w:p>
+    <w:p>
+      <w:pPr>
+        <w:rPr>
+          <w:color w:val="000000" w:themeColor="text1"/>
+          <w:sz w:val="20"/>
+          <w:szCs w:val="20"/>
+        </w:rPr>
+      </w:pPr>
+      <w:r>
+        <w:rPr>
+          <w:noProof/>
+        </w:rPr>
         <w:drawing>
-          <wp:inline distT="0" distB="0" distL="0" distR="0" wp14:anchorId="71AC064F" wp14:editId="45AE6816">
+          <wp:inline distT="0" distB="0" distL="0" distR="0" wp14:anchorId="2ED93ED9" wp14:editId="2147A6E5">
             <wp:extent cx="5731510" cy="4160520"/>
             <wp:effectExtent l="0" t="0" r="2540" b="0"/>
             <wp:docPr id="693340957" name="Imagen 7" descr="Texto&#10;&#10;El contenido generado por IA puede ser incorrecto."/>
@@ -4654,6 +4120,65 @@
     </w:p>
     <w:p>
       <w:pPr>
+        <w:rPr>
+          <w:color w:val="000000" w:themeColor="text1"/>
+          <w:sz w:val="20"/>
+          <w:szCs w:val="20"/>
+        </w:rPr>
+      </w:pPr>
+      <w:r>
+        <w:rPr>
+          <w:noProof/>
+          <w:color w:val="000000" w:themeColor="text1"/>
+          <w:sz w:val="20"/>
+          <w:szCs w:val="20"/>
+        </w:rPr>
+        <w:lastRenderedPageBreak/>
+        <w:drawing>
+          <wp:inline distT="0" distB="0" distL="0" distR="0" wp14:anchorId="16637B39" wp14:editId="79DC2FBC">
+            <wp:extent cx="5731510" cy="4113530"/>
+            <wp:effectExtent l="0" t="0" r="2540" b="1270"/>
+            <wp:docPr id="1994286383" name="Imagen 7" descr="Texto&#10;&#10;El contenido generado por IA puede ser incorrecto."/>
+            <wp:cNvGraphicFramePr>
+              <a:graphicFrameLocks xmlns:a="http://schemas.openxmlformats.org/drawingml/2006/main" noChangeAspect="1"/>
+            </wp:cNvGraphicFramePr>
+            <a:graphic xmlns:a="http://schemas.openxmlformats.org/drawingml/2006/main">
+              <a:graphicData uri="http://schemas.openxmlformats.org/drawingml/2006/picture">
+                <pic:pic xmlns:pic="http://schemas.openxmlformats.org/drawingml/2006/picture">
+                  <pic:nvPicPr>
+                    <pic:cNvPr id="1994286383" name="Imagen 7" descr="Texto&#10;&#10;El contenido generado por IA puede ser incorrecto."/>
+                    <pic:cNvPicPr/>
+                  </pic:nvPicPr>
+                  <pic:blipFill>
+                    <a:blip r:embed="rId17">
+                      <a:extLst>
+                        <a:ext uri="{28A0092B-C50C-407E-A947-70E740481C1C}">
+                          <a14:useLocalDpi xmlns:a14="http://schemas.microsoft.com/office/drawing/2010/main" val="0"/>
+                        </a:ext>
+                      </a:extLst>
+                    </a:blip>
+                    <a:stretch>
+                      <a:fillRect/>
+                    </a:stretch>
+                  </pic:blipFill>
+                  <pic:spPr>
+                    <a:xfrm>
+                      <a:off x="0" y="0"/>
+                      <a:ext cx="5731510" cy="4113530"/>
+                    </a:xfrm>
+                    <a:prstGeom prst="rect">
+                      <a:avLst/>
+                    </a:prstGeom>
+                  </pic:spPr>
+                </pic:pic>
+              </a:graphicData>
+            </a:graphic>
+          </wp:inline>
+        </w:drawing>
+      </w:r>
+    </w:p>
+    <w:p>
+      <w:pPr>
         <w:pStyle w:val="Prrafodelista"/>
         <w:numPr>
           <w:ilvl w:val="0"/>
@@ -4671,85 +4196,195 @@
           <w:sz w:val="20"/>
           <w:szCs w:val="20"/>
         </w:rPr>
-        <w:t>Ejecutar nuevamente las pruebas automatizadas y comprobar que:</w:t>
-      </w:r>
-    </w:p>
-    <w:p>
-      <w:pPr>
-        <w:pStyle w:val="Prrafodelista"/>
-        <w:numPr>
-          <w:ilvl w:val="1"/>
-          <w:numId w:val="9"/>
-        </w:numPr>
-        <w:rPr>
-          <w:color w:val="000000" w:themeColor="text1"/>
-          <w:sz w:val="20"/>
-          <w:szCs w:val="20"/>
-        </w:rPr>
-      </w:pPr>
-      <w:r>
-        <w:rPr>
-          <w:color w:val="000000" w:themeColor="text1"/>
-          <w:sz w:val="20"/>
-          <w:szCs w:val="20"/>
-        </w:rPr>
-        <w:t>Todas las pruebas pasan correctamente.</w:t>
-      </w:r>
-    </w:p>
-    <w:p>
-      <w:pPr>
-        <w:pStyle w:val="Prrafodelista"/>
-        <w:numPr>
-          <w:ilvl w:val="1"/>
-          <w:numId w:val="9"/>
-        </w:numPr>
-        <w:rPr>
-          <w:color w:val="000000" w:themeColor="text1"/>
-          <w:sz w:val="20"/>
-          <w:szCs w:val="20"/>
-        </w:rPr>
-      </w:pPr>
-      <w:r>
-        <w:rPr>
-          <w:color w:val="000000" w:themeColor="text1"/>
-          <w:sz w:val="20"/>
-          <w:szCs w:val="20"/>
-        </w:rPr>
-        <w:t>Se mantiene el comportamiento funcional del programa.</w:t>
-      </w:r>
-    </w:p>
-    <w:p>
-      <w:pPr>
-        <w:pStyle w:val="Prrafodelista"/>
-        <w:numPr>
-          <w:ilvl w:val="0"/>
-          <w:numId w:val="9"/>
-        </w:numPr>
-        <w:rPr>
-          <w:color w:val="000000" w:themeColor="text1"/>
-          <w:sz w:val="20"/>
-          <w:szCs w:val="20"/>
-        </w:rPr>
-      </w:pPr>
-      <w:r>
-        <w:rPr>
-          <w:color w:val="000000" w:themeColor="text1"/>
-          <w:sz w:val="20"/>
-          <w:szCs w:val="20"/>
-        </w:rPr>
         <w:t>Justificar brevemente los cambios realizados, indicando por qué la modificación mejora el análisis de caja blanca y la mantenibilidad del código.</w:t>
       </w:r>
     </w:p>
     <w:p>
       <w:pPr>
         <w:rPr>
-          <w:b/>
-          <w:bCs/>
-          <w:color w:val="000000" w:themeColor="text1"/>
-          <w:sz w:val="36"/>
-          <w:szCs w:val="36"/>
-        </w:rPr>
-      </w:pPr>
+          <w:color w:val="000000" w:themeColor="text1"/>
+          <w:sz w:val="20"/>
+          <w:szCs w:val="20"/>
+        </w:rPr>
+      </w:pPr>
+      <w:r>
+        <w:rPr>
+          <w:color w:val="000000" w:themeColor="text1"/>
+          <w:sz w:val="20"/>
+          <w:szCs w:val="20"/>
+        </w:rPr>
+        <w:t>Python</w:t>
+      </w:r>
+    </w:p>
+    <w:p>
+      <w:pPr>
+        <w:rPr>
+          <w:color w:val="000000" w:themeColor="text1"/>
+          <w:sz w:val="20"/>
+          <w:szCs w:val="20"/>
+        </w:rPr>
+      </w:pPr>
+      <w:r>
+        <w:rPr>
+          <w:color w:val="000000" w:themeColor="text1"/>
+          <w:sz w:val="20"/>
+          <w:szCs w:val="20"/>
+        </w:rPr>
+        <w:t>Los cambios permiten cubrir todas las ramas del código, incluida la que aplica el descuento extra cuando el precio final supera 500</w:t>
+      </w:r>
+      <w:r>
+        <w:rPr>
+          <w:rFonts w:ascii="Arial" w:hAnsi="Arial" w:cs="Arial"/>
+          <w:color w:val="000000" w:themeColor="text1"/>
+          <w:sz w:val="20"/>
+          <w:szCs w:val="20"/>
+        </w:rPr>
+        <w:t> </w:t>
+      </w:r>
+      <w:r>
+        <w:rPr>
+          <w:rFonts w:ascii="Aptos" w:hAnsi="Aptos" w:cs="Aptos"/>
+          <w:color w:val="000000" w:themeColor="text1"/>
+          <w:sz w:val="20"/>
+          <w:szCs w:val="20"/>
+        </w:rPr>
+        <w:t>€</w:t>
+      </w:r>
+      <w:r>
+        <w:rPr>
+          <w:color w:val="000000" w:themeColor="text1"/>
+          <w:sz w:val="20"/>
+          <w:szCs w:val="20"/>
+        </w:rPr>
+        <w:t>, que antes no se ejecutaba. Tambi</w:t>
+      </w:r>
+      <w:r>
+        <w:rPr>
+          <w:rFonts w:ascii="Aptos" w:hAnsi="Aptos" w:cs="Aptos"/>
+          <w:color w:val="000000" w:themeColor="text1"/>
+          <w:sz w:val="20"/>
+          <w:szCs w:val="20"/>
+        </w:rPr>
+        <w:t>é</w:t>
+      </w:r>
+      <w:r>
+        <w:rPr>
+          <w:color w:val="000000" w:themeColor="text1"/>
+          <w:sz w:val="20"/>
+          <w:szCs w:val="20"/>
+        </w:rPr>
+        <w:t>n se a</w:t>
+      </w:r>
+      <w:r>
+        <w:rPr>
+          <w:rFonts w:ascii="Aptos" w:hAnsi="Aptos" w:cs="Aptos"/>
+          <w:color w:val="000000" w:themeColor="text1"/>
+          <w:sz w:val="20"/>
+          <w:szCs w:val="20"/>
+        </w:rPr>
+        <w:t>ñ</w:t>
+      </w:r>
+      <w:r>
+        <w:rPr>
+          <w:color w:val="000000" w:themeColor="text1"/>
+          <w:sz w:val="20"/>
+          <w:szCs w:val="20"/>
+        </w:rPr>
+        <w:t>adi</w:t>
+      </w:r>
+      <w:r>
+        <w:rPr>
+          <w:rFonts w:ascii="Aptos" w:hAnsi="Aptos" w:cs="Aptos"/>
+          <w:color w:val="000000" w:themeColor="text1"/>
+          <w:sz w:val="20"/>
+          <w:szCs w:val="20"/>
+        </w:rPr>
+        <w:t>ó</w:t>
+      </w:r>
+      <w:r>
+        <w:rPr>
+          <w:color w:val="000000" w:themeColor="text1"/>
+          <w:sz w:val="20"/>
+          <w:szCs w:val="20"/>
+        </w:rPr>
+        <w:t xml:space="preserve"> una prueba para descuento_</w:t>
+      </w:r>
+      <w:proofErr w:type="gramStart"/>
+      <w:r>
+        <w:rPr>
+          <w:color w:val="000000" w:themeColor="text1"/>
+          <w:sz w:val="20"/>
+          <w:szCs w:val="20"/>
+        </w:rPr>
+        <w:t>especial(</w:t>
+      </w:r>
+      <w:proofErr w:type="gramEnd"/>
+      <w:r>
+        <w:rPr>
+          <w:color w:val="000000" w:themeColor="text1"/>
+          <w:sz w:val="20"/>
+          <w:szCs w:val="20"/>
+        </w:rPr>
+        <w:t>), evitando dejar funciones sin uso</w:t>
+      </w:r>
+      <w:r>
+        <w:rPr>
+          <w:color w:val="000000" w:themeColor="text1"/>
+          <w:sz w:val="20"/>
+          <w:szCs w:val="20"/>
+        </w:rPr>
+        <w:t>.</w:t>
+      </w:r>
+    </w:p>
+    <w:p>
+      <w:pPr>
+        <w:rPr>
+          <w:color w:val="000000" w:themeColor="text1"/>
+          <w:sz w:val="20"/>
+          <w:szCs w:val="20"/>
+        </w:rPr>
+      </w:pPr>
+      <w:r>
+        <w:rPr>
+          <w:color w:val="000000" w:themeColor="text1"/>
+          <w:sz w:val="20"/>
+          <w:szCs w:val="20"/>
+        </w:rPr>
+        <w:t>PHP</w:t>
+      </w:r>
+    </w:p>
+    <w:p>
+      <w:pPr>
+        <w:rPr>
+          <w:color w:val="000000" w:themeColor="text1"/>
+          <w:sz w:val="20"/>
+          <w:szCs w:val="20"/>
+        </w:rPr>
+      </w:pPr>
+      <w:r>
+        <w:rPr>
+          <w:color w:val="000000" w:themeColor="text1"/>
+          <w:sz w:val="20"/>
+          <w:szCs w:val="20"/>
+        </w:rPr>
+        <w:t>Se corrige el caso de nota 3</w:t>
+      </w:r>
+      <w:r>
+        <w:rPr>
+          <w:color w:val="000000" w:themeColor="text1"/>
+          <w:sz w:val="20"/>
+          <w:szCs w:val="20"/>
+        </w:rPr>
+        <w:t xml:space="preserve"> y la activación del caso “Suspenso” aseguran que todas las rutas del código se prueben correctamente. Además, eliminar funciones innecesarias reduce código muerto y mejora la claridad del programa</w:t>
+      </w:r>
+      <w:r>
+        <w:rPr>
+          <w:color w:val="000000" w:themeColor="text1"/>
+          <w:sz w:val="20"/>
+          <w:szCs w:val="20"/>
+        </w:rPr>
+        <w:t>.</w:t>
+      </w:r>
     </w:p>
     <w:p>
       <w:pPr>
@@ -4769,8 +4404,8 @@
       </w:pPr>
     </w:p>
     <w:sectPr>
-      <w:headerReference w:type="default" r:id="rId17"/>
-      <w:footerReference w:type="default" r:id="rId18"/>
+      <w:headerReference w:type="default" r:id="rId18"/>
+      <w:footerReference w:type="default" r:id="rId19"/>
       <w:pgSz w:w="11906" w:h="16838"/>
       <w:pgMar w:top="1440" w:right="1440" w:bottom="1440" w:left="1440" w:header="720" w:footer="720" w:gutter="0"/>
       <w:cols w:space="720"/>
